--- a/docs/czb_validation_roadmap.docx
+++ b/docs/czb_validation_roadmap.docx
@@ -2,7 +2,7 @@
 <file path=word/document.xml><?xml version="1.0" encoding="utf-8"?>
 <w:document xmlns:w="http://schemas.openxmlformats.org/wordprocessingml/2006/main" xmlns:m="http://schemas.openxmlformats.org/officeDocument/2006/math" xmlns:r="http://schemas.openxmlformats.org/officeDocument/2006/relationships" xmlns:o="urn:schemas-microsoft-com:office:office" xmlns:v="urn:schemas-microsoft-com:vml" xmlns:w10="urn:schemas-microsoft-com:office:word" xmlns:a="http://schemas.openxmlformats.org/drawingml/2006/main" xmlns:pic="http://schemas.openxmlformats.org/drawingml/2006/picture" xmlns:wp="http://schemas.openxmlformats.org/drawingml/2006/wordprocessingDrawing">
   <w:body>
-    <w:bookmarkStart w:id="16" w:name="X3a62a5a69352328cecc0133256cf4d20212fba2"/>
+    <w:bookmarkStart w:id="19" w:name="X3a62a5a69352328cecc0133256cf4d20212fba2"/>
     <w:p>
       <w:pPr>
         <w:pStyle w:val="Heading1"/>
@@ -375,13 +375,27 @@
       </w:r>
     </w:p>
     <w:bookmarkEnd w:id="9"/>
-    <w:bookmarkStart w:id="10" w:name="Xc83bcdd42b7d55db0691d28fced298c48785cf3"/>
+    <w:bookmarkStart w:id="10" w:name="Xc949127e62cf3dffe3ac29c281280c494f04d76"/>
     <w:p>
       <w:pPr>
         <w:pStyle w:val="Heading2"/>
       </w:pPr>
       <w:r>
-        <w:t xml:space="preserve">1 Stage A — close the within-scenario question (1–2 sessions, all data in hand)</w:t>
+        <w:t xml:space="preserve">0b Amendments from the same evening’s discussion</w:t>
+      </w:r>
+    </w:p>
+    <w:p>
+      <w:pPr>
+        <w:pStyle w:val="FirstParagraph"/>
+      </w:pPr>
+      <w:r>
+        <w:t xml:space="preserve">Jonas’s follow-up questions changed four things; recorded here so the stages below read</w:t>
+      </w:r>
+      <w:r>
+        <w:t xml:space="preserve"> </w:t>
+      </w:r>
+      <w:r>
+        <w:t xml:space="preserve">correctly.</w:t>
       </w:r>
     </w:p>
     <w:p>
@@ -397,25 +411,73 @@
           <w:b/>
           <w:bCs/>
         </w:rPr>
-        <w:t xml:space="preserve">Synthetic-recovery harness</w:t>
-      </w:r>
-      <w:r>
-        <w:t xml:space="preserve"> </w:t>
-      </w:r>
-      <w:r>
-        <w:t xml:space="preserve">for the stage-1 hierarchical model (fitting plan</w:t>
-      </w:r>
-      <w:r>
-        <w:t xml:space="preserve"> </w:t>
-      </w:r>
-      <w:r>
-        <w:t xml:space="preserve">§3). Simulate from known parameters, refit, confirm recovery. Gate for everything</w:t>
-      </w:r>
-      <w:r>
-        <w:t xml:space="preserve"> </w:t>
-      </w:r>
-      <w:r>
-        <w:t xml:space="preserve">below.</w:t>
+        <w:t xml:space="preserve">The named comparator is now his 2D state rule, not the design regression.</w:t>
+      </w:r>
+      <w:r>
+        <w:t xml:space="preserve"> </w:t>
+      </w:r>
+      <w:r>
+        <w:t xml:space="preserve">A</w:t>
+      </w:r>
+      <w:r>
+        <w:t xml:space="preserve"> </w:t>
+      </w:r>
+      <w:r>
+        <w:t xml:space="preserve">probit in 1/TTC and lateral offset — both observable state variables — reaches</w:t>
+      </w:r>
+      <w:r>
+        <w:t xml:space="preserve"> </w:t>
+      </w:r>
+      <w:r>
+        <w:t xml:space="preserve">held-out corr 0.921 on the cut-in surface (field 0.864; design regression 0.934,</w:t>
+      </w:r>
+      <w:r>
+        <w:t xml:space="preserve"> </w:t>
+      </w:r>
+      <w:r>
+        <w:t xml:space="preserve">demoted to an upper-bound reference since its covariates are experiment clocks, not</w:t>
+      </w:r>
+      <w:r>
+        <w:t xml:space="preserve"> </w:t>
+      </w:r>
+      <w:r>
+        <w:t xml:space="preserve">state). Two things should be said about the 2D rule: within this stimulus family the</w:t>
+      </w:r>
+      <w:r>
+        <w:t xml:space="preserve"> </w:t>
+      </w:r>
+      <w:r>
+        <w:t xml:space="preserve">lateral-offset trajectory is nearly identical across criticality levels, so it</w:t>
+      </w:r>
+      <w:r>
+        <w:t xml:space="preserve"> </w:t>
+      </w:r>
+      <w:r>
+        <w:t xml:space="preserve">spans almost the same space as the design regression; and its second observable is</w:t>
+      </w:r>
+      <w:r>
+        <w:t xml:space="preserve"> </w:t>
+      </w:r>
+      <w:r>
+        <w:t xml:space="preserve">scenario-specific (lane-crossing distance for cut-in, PET for LTAP, clearance for</w:t>
+      </w:r>
+      <w:r>
+        <w:t xml:space="preserve"> </w:t>
+      </w:r>
+      <w:r>
+        <w:t xml:space="preserve">overtakes), which is exactly the conventional per-scenario route whose cross-scenario</w:t>
+      </w:r>
+      <w:r>
+        <w:t xml:space="preserve"> </w:t>
+      </w:r>
+      <w:r>
+        <w:t xml:space="preserve">version is the elliptical formulation. The transfer test is therefore a three-way</w:t>
+      </w:r>
+      <w:r>
+        <w:t xml:space="preserve"> </w:t>
+      </w:r>
+      <w:r>
+        <w:t xml:space="preserve">comparison: one-scalar field, per-scenario 2D rules, elliptical joint.</w:t>
       </w:r>
     </w:p>
     <w:p>
@@ -431,53 +493,43 @@
           <w:b/>
           <w:bCs/>
         </w:rPr>
-        <w:t xml:space="preserve">Stage-1 hierarchical fit</w:t>
-      </w:r>
-      <w:r>
-        <w:t xml:space="preserve"> </w:t>
-      </w:r>
-      <w:r>
-        <w:t xml:space="preserve">on the Random cut-in surface: per-driver c_i, the</w:t>
-      </w:r>
-      <w:r>
-        <w:t xml:space="preserve"> </w:t>
-      </w:r>
-      <w:r>
-        <w:t xml:space="preserve">ordered braking-expectation thresholds, and</w:t>
-      </w:r>
-      <w:r>
-        <w:t xml:space="preserve"> </w:t>
-      </w:r>
-      <w:r>
-        <w:rPr>
-          <w:b/>
-          <w:bCs/>
-        </w:rPr>
-        <w:t xml:space="preserve">both bias variants</w:t>
-      </w:r>
-      <w:r>
-        <w:t xml:space="preserve"> </w:t>
-      </w:r>
-      <w:r>
-        <w:t xml:space="preserve">— group-level b</w:t>
-      </w:r>
-      <w:r>
-        <w:t xml:space="preserve"> </w:t>
-      </w:r>
-      <w:r>
-        <w:t xml:space="preserve">and hierarchical b_i with shrinkage — compared by held-out likelihood and by</w:t>
-      </w:r>
-      <w:r>
-        <w:t xml:space="preserve"> </w:t>
-      </w:r>
-      <w:r>
-        <w:t xml:space="preserve">posterior predictive on the C1 cells (the implications question; section 5.1</w:t>
-      </w:r>
-      <w:r>
-        <w:t xml:space="preserve"> </w:t>
-      </w:r>
-      <w:r>
-        <w:t xml:space="preserve">below).</w:t>
+        <w:t xml:space="preserve">The comfort and dread levels are both fitted, not fixed at 4 and 8.</w:t>
+      </w:r>
+      <w:r>
+        <w:t xml:space="preserve"> </w:t>
+      </w:r>
+      <w:r>
+        <w:t xml:space="preserve">Jonas’s</w:t>
+      </w:r>
+      <w:r>
+        <w:t xml:space="preserve"> </w:t>
+      </w:r>
+      <w:r>
+        <w:t xml:space="preserve">correction on the DZB’s meaning is adopted: the dread boundary is the deceleration</w:t>
+      </w:r>
+      <w:r>
+        <w:t xml:space="preserve"> </w:t>
+      </w:r>
+      <w:r>
+        <w:t xml:space="preserve">drivers do not voluntarily push beyond, a behavioral limit rather than the physical</w:t>
+      </w:r>
+      <w:r>
+        <w:t xml:space="preserve"> </w:t>
+      </w:r>
+      <w:r>
+        <w:t xml:space="preserve">a_max — so 8 m/s² is an upper anchor, not the answer, and 4 may also be high for</w:t>
+      </w:r>
+      <w:r>
+        <w:t xml:space="preserve"> </w:t>
+      </w:r>
+      <w:r>
+        <w:t xml:space="preserve">comfort. The ordered model fits both levels as free parameters per the hierarchy;</w:t>
+      </w:r>
+      <w:r>
+        <w:t xml:space="preserve"> </w:t>
+      </w:r>
+      <w:r>
+        <w:t xml:space="preserve">the 4/8 pair survives only as the staging default for computing example fields.</w:t>
       </w:r>
     </w:p>
     <w:p>
@@ -493,34 +545,59 @@
           <w:b/>
           <w:bCs/>
         </w:rPr>
-        <w:t xml:space="preserve">The accumulator layer</w:t>
-      </w:r>
-      <w:r>
-        <w:t xml:space="preserve">, fitted on the same surface. Decision criterion, stated</w:t>
-      </w:r>
-      <w:r>
-        <w:t xml:space="preserve"> </w:t>
-      </w:r>
-      <w:r>
-        <w:t xml:space="preserve">in advance: the accumulator variant should recover most of the gap to the design</w:t>
-      </w:r>
-      <w:r>
-        <w:t xml:space="preserve"> </w:t>
-      </w:r>
-      <w:r>
-        <w:t xml:space="preserve">regressions’ cross-validated RMSE (~0.10) without any per-scenario parameter. If</w:t>
-      </w:r>
-      <w:r>
-        <w:t xml:space="preserve"> </w:t>
-      </w:r>
-      <w:r>
-        <w:t xml:space="preserve">it does not, that is recorded as evidence against the framework, per the</w:t>
-      </w:r>
-      <w:r>
-        <w:t xml:space="preserve"> </w:t>
-      </w:r>
-      <w:r>
-        <w:t xml:space="preserve">assessment.</w:t>
+        <w:t xml:space="preserve">A secondary model fits the conventions.</w:t>
+      </w:r>
+      <w:r>
+        <w:t xml:space="preserve"> </w:t>
+      </w:r>
+      <w:r>
+        <w:t xml:space="preserve">a_OV,min and t_react (the driver’s</w:t>
+      </w:r>
+      <w:r>
+        <w:t xml:space="preserve"> </w:t>
+      </w:r>
+      <w:r>
+        <w:rPr>
+          <w:i/>
+          <w:iCs/>
+        </w:rPr>
+        <w:t xml:space="preserve">assumed</w:t>
+      </w:r>
+      <w:r>
+        <w:t xml:space="preserve"> </w:t>
+      </w:r>
+      <w:r>
+        <w:t xml:space="preserve">worst case and budget — distinct from motor latency) can in principle be</w:t>
+      </w:r>
+      <w:r>
+        <w:t xml:space="preserve"> </w:t>
+      </w:r>
+      <w:r>
+        <w:t xml:space="preserve">identified at population level, because they enter the boundary with different</w:t>
+      </w:r>
+      <w:r>
+        <w:t xml:space="preserve"> </w:t>
+      </w:r>
+      <w:r>
+        <w:t xml:space="preserve">kinematic signatures (t_react scales with v_ego, a_OV,min with the lead’s stopping</w:t>
+      </w:r>
+      <w:r>
+        <w:t xml:space="preserve"> </w:t>
+      </w:r>
+      <w:r>
+        <w:t xml:space="preserve">distance, a_allowed with v_react²) and the scenarios span 5.5–30.5 m/s. The primary</w:t>
+      </w:r>
+      <w:r>
+        <w:t xml:space="preserve"> </w:t>
+      </w:r>
+      <w:r>
+        <w:t xml:space="preserve">analysis keeps them fixed for falsifiability; the secondary lets the data place</w:t>
+      </w:r>
+      <w:r>
+        <w:t xml:space="preserve"> </w:t>
+      </w:r>
+      <w:r>
+        <w:t xml:space="preserve">them, and disagreement between the two is itself informative.</w:t>
       </w:r>
     </w:p>
     <w:p>
@@ -536,58 +613,69 @@
           <w:b/>
           <w:bCs/>
         </w:rPr>
-        <w:t xml:space="preserve">Button-side validation</w:t>
-      </w:r>
-      <w:r>
-        <w:t xml:space="preserve">: predict the press-time densities (2 396 trials) with</w:t>
-      </w:r>
-      <w:r>
-        <w:t xml:space="preserve"> </w:t>
-      </w:r>
-      <w:r>
-        <w:t xml:space="preserve">one paradigm shift δ, fitted both as a level shift and as a rate shift; the shape</w:t>
-      </w:r>
-      <w:r>
-        <w:t xml:space="preserve"> </w:t>
-      </w:r>
-      <w:r>
-        <w:t xml:space="preserve">decides. Motor latency fixed per section 5.3.</w:t>
+        <w:t xml:space="preserve">Epistemic value gets reconsidered on evidence, not dropped for convenience</w:t>
+      </w:r>
+      <w:r>
+        <w:t xml:space="preserve"> </w:t>
+      </w:r>
+      <w:r>
+        <w:t xml:space="preserve">(stage E below). The deposit contains the authors’ own α = 0 runs: rear-end 28</w:t>
+      </w:r>
+      <w:r>
+        <w:t xml:space="preserve"> </w:t>
+      </w:r>
+      <w:r>
+        <w:t xml:space="preserve">matched configurations, collision difference exactly 0.000; intersection 6 matched,</w:t>
+      </w:r>
+      <w:r>
+        <w:t xml:space="preserve"> </w:t>
+      </w:r>
+      <w:r>
+        <w:t xml:space="preserve">within 0.005;</w:t>
+      </w:r>
+      <w:r>
+        <w:t xml:space="preserve"> </w:t>
+      </w:r>
+      <w:r>
+        <w:rPr>
+          <w:b/>
+          <w:bCs/>
+        </w:rPr>
+        <w:t xml:space="preserve">oncoming 3 matched, collisions 5.7 points lower with the term on</w:t>
+      </w:r>
+      <w:r>
+        <w:t xml:space="preserve">.</w:t>
+      </w:r>
+      <w:r>
+        <w:t xml:space="preserve"> </w:t>
+      </w:r>
+      <w:r>
+        <w:t xml:space="preserve">Inert in the longitudinal scenarios, possibly useful in the lateral one</w:t>
+      </w:r>
+      <w:r>
+        <w:t xml:space="preserve"> </w:t>
+      </w:r>
+      <w:r>
+        <w:t xml:space="preserve">(</w:t>
+      </w:r>
+      <w:r>
+        <w:rPr>
+          <w:rStyle w:val="VerbatimChar"/>
+        </w:rPr>
+        <w:t xml:space="preserve">replication/czb/epistemic_ablation_check.py</w:t>
+      </w:r>
+      <w:r>
+        <w:t xml:space="preserve">).</w:t>
       </w:r>
     </w:p>
     <w:bookmarkEnd w:id="10"/>
-    <w:bookmarkStart w:id="11" w:name="Xb3d48e256e5b3b92dc22145d418a698426a8005"/>
+    <w:bookmarkStart w:id="11" w:name="Xc83bcdd42b7d55db0691d28fced298c48785cf3"/>
     <w:p>
       <w:pPr>
         <w:pStyle w:val="Heading2"/>
       </w:pPr>
       <w:r>
-        <w:t xml:space="preserve">2 Stage B — the transfer test on data we already hold (the gate)</w:t>
-      </w:r>
-    </w:p>
-    <w:p>
-      <w:pPr>
-        <w:pStyle w:val="FirstParagraph"/>
-      </w:pPr>
-      <w:r>
-        <w:t xml:space="preserve">The Random design contains, with the same 43 participants and PS ratings throughout:</w:t>
-      </w:r>
-      <w:r>
-        <w:t xml:space="preserve"> </w:t>
-      </w:r>
-      <w:r>
-        <w:t xml:space="preserve">cut-in (3 × C1–C6), LTAP (8 PET levels × 2 speeds), cyclist overtake (3 clearances ×</w:t>
-      </w:r>
-      <w:r>
-        <w:t xml:space="preserve"> </w:t>
-      </w:r>
-      <w:r>
-        <w:t xml:space="preserve">C1–C5), truck overtake (5 lateral offsets). This is exactly the transfer design, held</w:t>
-      </w:r>
-      <w:r>
-        <w:t xml:space="preserve"> </w:t>
-      </w:r>
-      <w:r>
-        <w:t xml:space="preserve">in-house. What blocks it is field construction, not data:</w:t>
+        <w:t xml:space="preserve">1 Stage A — close the within-scenario question (1–2 sessions, all data in hand)</w:t>
       </w:r>
     </w:p>
     <w:p>
@@ -603,31 +691,25 @@
           <w:b/>
           <w:bCs/>
         </w:rPr>
-        <w:t xml:space="preserve">Cyclist overtake</w:t>
-      </w:r>
-      <w:r>
-        <w:t xml:space="preserve"> </w:t>
-      </w:r>
-      <w:r>
-        <w:t xml:space="preserve">(first, easiest): same-lane longitudinal geometry, roles fixed</w:t>
-      </w:r>
-      <w:r>
-        <w:t xml:space="preserve"> </w:t>
-      </w:r>
-      <w:r>
-        <w:t xml:space="preserve">by instructed vehicle rather than lateral span (the loader mis-assigns these —</w:t>
-      </w:r>
-      <w:r>
-        <w:t xml:space="preserve"> </w:t>
-      </w:r>
-      <w:r>
-        <w:t xml:space="preserve">review finding 1.5). The ego closes on a cyclist; the existing rear-end field</w:t>
-      </w:r>
-      <w:r>
-        <w:t xml:space="preserve"> </w:t>
-      </w:r>
-      <w:r>
-        <w:t xml:space="preserve">applies nearly unchanged.</w:t>
+        <w:t xml:space="preserve">Synthetic-recovery harness</w:t>
+      </w:r>
+      <w:r>
+        <w:t xml:space="preserve"> </w:t>
+      </w:r>
+      <w:r>
+        <w:t xml:space="preserve">for the stage-1 hierarchical model (fitting plan</w:t>
+      </w:r>
+      <w:r>
+        <w:t xml:space="preserve"> </w:t>
+      </w:r>
+      <w:r>
+        <w:t xml:space="preserve">§3). Simulate from known parameters, refit, confirm recovery. Gate for everything</w:t>
+      </w:r>
+      <w:r>
+        <w:t xml:space="preserve"> </w:t>
+      </w:r>
+      <w:r>
+        <w:t xml:space="preserve">below.</w:t>
       </w:r>
     </w:p>
     <w:p>
@@ -643,43 +725,53 @@
           <w:b/>
           <w:bCs/>
         </w:rPr>
-        <w:t xml:space="preserve">Truck overtake / truck lateral</w:t>
-      </w:r>
-      <w:r>
-        <w:t xml:space="preserve">: the ego passes a stationary or drifting truck</w:t>
-      </w:r>
-      <w:r>
-        <w:t xml:space="preserve"> </w:t>
-      </w:r>
-      <w:r>
-        <w:t xml:space="preserve">with lateral clearance as the criticality axis. Needs the lateral-clearance term</w:t>
-      </w:r>
-      <w:r>
-        <w:t xml:space="preserve"> </w:t>
-      </w:r>
-      <w:r>
-        <w:t xml:space="preserve">rather than the car-following counterfactual; the preference function’s lateral</w:t>
-      </w:r>
-      <w:r>
-        <w:t xml:space="preserve"> </w:t>
-      </w:r>
-      <w:r>
-        <w:t xml:space="preserve">machinery (p_lat, and P_lane run</w:t>
-      </w:r>
-      <w:r>
-        <w:t xml:space="preserve"> </w:t>
-      </w:r>
-      <w:r>
-        <w:t xml:space="preserve">“sideways”</w:t>
-      </w:r>
-      <w:r>
-        <w:t xml:space="preserve">) covers it, but this is a construction</w:t>
-      </w:r>
-      <w:r>
-        <w:t xml:space="preserve"> </w:t>
-      </w:r>
-      <w:r>
-        <w:t xml:space="preserve">to argue, not assume.</w:t>
+        <w:t xml:space="preserve">Stage-1 hierarchical fit</w:t>
+      </w:r>
+      <w:r>
+        <w:t xml:space="preserve"> </w:t>
+      </w:r>
+      <w:r>
+        <w:t xml:space="preserve">on the Random cut-in surface: per-driver c_i, the</w:t>
+      </w:r>
+      <w:r>
+        <w:t xml:space="preserve"> </w:t>
+      </w:r>
+      <w:r>
+        <w:t xml:space="preserve">ordered braking-expectation thresholds, and</w:t>
+      </w:r>
+      <w:r>
+        <w:t xml:space="preserve"> </w:t>
+      </w:r>
+      <w:r>
+        <w:rPr>
+          <w:b/>
+          <w:bCs/>
+        </w:rPr>
+        <w:t xml:space="preserve">both bias variants</w:t>
+      </w:r>
+      <w:r>
+        <w:t xml:space="preserve"> </w:t>
+      </w:r>
+      <w:r>
+        <w:t xml:space="preserve">— group-level b</w:t>
+      </w:r>
+      <w:r>
+        <w:t xml:space="preserve"> </w:t>
+      </w:r>
+      <w:r>
+        <w:t xml:space="preserve">and hierarchical b_i with shrinkage — compared by held-out likelihood and by</w:t>
+      </w:r>
+      <w:r>
+        <w:t xml:space="preserve"> </w:t>
+      </w:r>
+      <w:r>
+        <w:t xml:space="preserve">posterior predictive on the C1 cells (the implications question; section 5.1</w:t>
+      </w:r>
+      <w:r>
+        <w:t xml:space="preserve"> </w:t>
+      </w:r>
+      <w:r>
+        <w:t xml:space="preserve">below).</w:t>
       </w:r>
     </w:p>
     <w:p>
@@ -695,28 +787,34 @@
           <w:b/>
           <w:bCs/>
         </w:rPr>
-        <w:t xml:space="preserve">LTAP</w:t>
-      </w:r>
-      <w:r>
-        <w:t xml:space="preserve">: crossing geometry — the cut-in x/y conventions are meaningless; the</w:t>
-      </w:r>
-      <w:r>
-        <w:t xml:space="preserve"> </w:t>
-      </w:r>
-      <w:r>
-        <w:t xml:space="preserve">collision-relevant quantity is arrival-time separation at the conflict zone. This</w:t>
-      </w:r>
-      <w:r>
-        <w:t xml:space="preserve"> </w:t>
-      </w:r>
-      <w:r>
-        <w:t xml:space="preserve">is the intersection scenario’s world model; the construction should follow the</w:t>
-      </w:r>
-      <w:r>
-        <w:t xml:space="preserve"> </w:t>
-      </w:r>
-      <w:r>
-        <w:t xml:space="preserve">authors’ intersection scenario the way the cut-in followed rear-end.</w:t>
+        <w:t xml:space="preserve">The accumulator layer</w:t>
+      </w:r>
+      <w:r>
+        <w:t xml:space="preserve">, fitted on the same surface. Decision criterion, stated</w:t>
+      </w:r>
+      <w:r>
+        <w:t xml:space="preserve"> </w:t>
+      </w:r>
+      <w:r>
+        <w:t xml:space="preserve">in advance: the accumulator variant should recover most of the gap to the design</w:t>
+      </w:r>
+      <w:r>
+        <w:t xml:space="preserve"> </w:t>
+      </w:r>
+      <w:r>
+        <w:t xml:space="preserve">regressions’ cross-validated RMSE (~0.10) without any per-scenario parameter. If</w:t>
+      </w:r>
+      <w:r>
+        <w:t xml:space="preserve"> </w:t>
+      </w:r>
+      <w:r>
+        <w:t xml:space="preserve">it does not, that is recorded as evidence against the framework, per the</w:t>
+      </w:r>
+      <w:r>
+        <w:t xml:space="preserve"> </w:t>
+      </w:r>
+      <w:r>
+        <w:t xml:space="preserve">assessment.</w:t>
       </w:r>
     </w:p>
     <w:p>
@@ -732,6 +830,202 @@
           <w:b/>
           <w:bCs/>
         </w:rPr>
+        <w:t xml:space="preserve">Button-side validation</w:t>
+      </w:r>
+      <w:r>
+        <w:t xml:space="preserve">: predict the press-time densities (2 396 trials) with</w:t>
+      </w:r>
+      <w:r>
+        <w:t xml:space="preserve"> </w:t>
+      </w:r>
+      <w:r>
+        <w:t xml:space="preserve">one paradigm shift δ, fitted both as a level shift and as a rate shift; the shape</w:t>
+      </w:r>
+      <w:r>
+        <w:t xml:space="preserve"> </w:t>
+      </w:r>
+      <w:r>
+        <w:t xml:space="preserve">decides. Motor latency fixed per section 5.3.</w:t>
+      </w:r>
+    </w:p>
+    <w:bookmarkEnd w:id="11"/>
+    <w:bookmarkStart w:id="12" w:name="Xb3d48e256e5b3b92dc22145d418a698426a8005"/>
+    <w:p>
+      <w:pPr>
+        <w:pStyle w:val="Heading2"/>
+      </w:pPr>
+      <w:r>
+        <w:t xml:space="preserve">2 Stage B — the transfer test on data we already hold (the gate)</w:t>
+      </w:r>
+    </w:p>
+    <w:p>
+      <w:pPr>
+        <w:pStyle w:val="FirstParagraph"/>
+      </w:pPr>
+      <w:r>
+        <w:t xml:space="preserve">The Random design contains, with the same 43 participants and PS ratings throughout:</w:t>
+      </w:r>
+      <w:r>
+        <w:t xml:space="preserve"> </w:t>
+      </w:r>
+      <w:r>
+        <w:t xml:space="preserve">cut-in (3 × C1–C6), LTAP (8 PET levels × 2 speeds), cyclist overtake (3 clearances ×</w:t>
+      </w:r>
+      <w:r>
+        <w:t xml:space="preserve"> </w:t>
+      </w:r>
+      <w:r>
+        <w:t xml:space="preserve">C1–C5), truck overtake (5 lateral offsets). This is exactly the transfer design, held</w:t>
+      </w:r>
+      <w:r>
+        <w:t xml:space="preserve"> </w:t>
+      </w:r>
+      <w:r>
+        <w:t xml:space="preserve">in-house. What blocks it is field construction, not data:</w:t>
+      </w:r>
+    </w:p>
+    <w:p>
+      <w:pPr>
+        <w:pStyle w:val="Compact"/>
+        <w:numPr>
+          <w:ilvl w:val="0"/>
+          <w:numId w:val="1004"/>
+        </w:numPr>
+      </w:pPr>
+      <w:r>
+        <w:rPr>
+          <w:b/>
+          <w:bCs/>
+        </w:rPr>
+        <w:t xml:space="preserve">Cyclist overtake</w:t>
+      </w:r>
+      <w:r>
+        <w:t xml:space="preserve"> </w:t>
+      </w:r>
+      <w:r>
+        <w:t xml:space="preserve">(first, easiest): same-lane longitudinal geometry, roles fixed</w:t>
+      </w:r>
+      <w:r>
+        <w:t xml:space="preserve"> </w:t>
+      </w:r>
+      <w:r>
+        <w:t xml:space="preserve">by instructed vehicle rather than lateral span (the loader mis-assigns these —</w:t>
+      </w:r>
+      <w:r>
+        <w:t xml:space="preserve"> </w:t>
+      </w:r>
+      <w:r>
+        <w:t xml:space="preserve">review finding 1.5). The ego closes on a cyclist; the existing rear-end field</w:t>
+      </w:r>
+      <w:r>
+        <w:t xml:space="preserve"> </w:t>
+      </w:r>
+      <w:r>
+        <w:t xml:space="preserve">applies nearly unchanged.</w:t>
+      </w:r>
+    </w:p>
+    <w:p>
+      <w:pPr>
+        <w:pStyle w:val="Compact"/>
+        <w:numPr>
+          <w:ilvl w:val="0"/>
+          <w:numId w:val="1004"/>
+        </w:numPr>
+      </w:pPr>
+      <w:r>
+        <w:rPr>
+          <w:b/>
+          <w:bCs/>
+        </w:rPr>
+        <w:t xml:space="preserve">Truck overtake / truck lateral</w:t>
+      </w:r>
+      <w:r>
+        <w:t xml:space="preserve">: the ego passes a stationary or drifting truck</w:t>
+      </w:r>
+      <w:r>
+        <w:t xml:space="preserve"> </w:t>
+      </w:r>
+      <w:r>
+        <w:t xml:space="preserve">with lateral clearance as the criticality axis. Needs the lateral-clearance term</w:t>
+      </w:r>
+      <w:r>
+        <w:t xml:space="preserve"> </w:t>
+      </w:r>
+      <w:r>
+        <w:t xml:space="preserve">rather than the car-following counterfactual; the preference function’s lateral</w:t>
+      </w:r>
+      <w:r>
+        <w:t xml:space="preserve"> </w:t>
+      </w:r>
+      <w:r>
+        <w:t xml:space="preserve">machinery (p_lat, and P_lane run</w:t>
+      </w:r>
+      <w:r>
+        <w:t xml:space="preserve"> </w:t>
+      </w:r>
+      <w:r>
+        <w:t xml:space="preserve">“sideways”</w:t>
+      </w:r>
+      <w:r>
+        <w:t xml:space="preserve">) covers it, but this is a construction</w:t>
+      </w:r>
+      <w:r>
+        <w:t xml:space="preserve"> </w:t>
+      </w:r>
+      <w:r>
+        <w:t xml:space="preserve">to argue, not assume.</w:t>
+      </w:r>
+    </w:p>
+    <w:p>
+      <w:pPr>
+        <w:pStyle w:val="Compact"/>
+        <w:numPr>
+          <w:ilvl w:val="0"/>
+          <w:numId w:val="1004"/>
+        </w:numPr>
+      </w:pPr>
+      <w:r>
+        <w:rPr>
+          <w:b/>
+          <w:bCs/>
+        </w:rPr>
+        <w:t xml:space="preserve">LTAP</w:t>
+      </w:r>
+      <w:r>
+        <w:t xml:space="preserve">: crossing geometry — the cut-in x/y conventions are meaningless; the</w:t>
+      </w:r>
+      <w:r>
+        <w:t xml:space="preserve"> </w:t>
+      </w:r>
+      <w:r>
+        <w:t xml:space="preserve">collision-relevant quantity is arrival-time separation at the conflict zone. This</w:t>
+      </w:r>
+      <w:r>
+        <w:t xml:space="preserve"> </w:t>
+      </w:r>
+      <w:r>
+        <w:t xml:space="preserve">is the intersection scenario’s world model; the construction should follow the</w:t>
+      </w:r>
+      <w:r>
+        <w:t xml:space="preserve"> </w:t>
+      </w:r>
+      <w:r>
+        <w:t xml:space="preserve">authors’ intersection scenario the way the cut-in followed rear-end.</w:t>
+      </w:r>
+    </w:p>
+    <w:p>
+      <w:pPr>
+        <w:pStyle w:val="Compact"/>
+        <w:numPr>
+          <w:ilvl w:val="0"/>
+          <w:numId w:val="1004"/>
+        </w:numPr>
+      </w:pPr>
+      <w:r>
+        <w:rPr>
+          <w:b/>
+          <w:bCs/>
+        </w:rPr>
         <w:t xml:space="preserve">The test itself</w:t>
       </w:r>
       <w:r>
@@ -801,7 +1095,7 @@
         <w:pStyle w:val="Compact"/>
         <w:numPr>
           <w:ilvl w:val="0"/>
-          <w:numId w:val="1003"/>
+          <w:numId w:val="1004"/>
         </w:numPr>
       </w:pPr>
       <w:r>
@@ -933,8 +1227,8 @@
         <w:t xml:space="preserve">for the percentile question, not merely a replication.</w:t>
       </w:r>
     </w:p>
-    <w:bookmarkEnd w:id="11"/>
-    <w:bookmarkStart w:id="12" w:name="X477082055cacf83cf7bc361b0fb0dc5913f680c"/>
+    <w:bookmarkEnd w:id="12"/>
+    <w:bookmarkStart w:id="13" w:name="X477082055cacf83cf7bc361b0fb0dc5913f680c"/>
     <w:p>
       <w:pPr>
         <w:pStyle w:val="Heading2"/>
@@ -1009,8 +1303,8 @@
         <w:t xml:space="preserve">which of the two choices dominates.</w:t>
       </w:r>
     </w:p>
-    <w:bookmarkEnd w:id="12"/>
-    <w:bookmarkStart w:id="13" w:name="X1ebb3ac79325e5350ef4799a441e2dc71354def"/>
+    <w:bookmarkEnd w:id="13"/>
+    <w:bookmarkStart w:id="14" w:name="X1ebb3ac79325e5350ef4799a441e2dc71354def"/>
     <w:p>
       <w:pPr>
         <w:pStyle w:val="Heading2"/>
@@ -1078,68 +1372,400 @@
         <w:t xml:space="preserve">weights and metrics all exist; the new piece is the intervention injection.</w:t>
       </w:r>
     </w:p>
-    <w:bookmarkEnd w:id="13"/>
-    <w:bookmarkStart w:id="14" w:name="X3a8a7ada4560a171f4efe3b1e372824b2763121"/>
+    <w:bookmarkEnd w:id="14"/>
+    <w:bookmarkStart w:id="15" w:name="Xe8f7452a018e3593198053fb4e77abd137e868e"/>
     <w:p>
       <w:pPr>
         <w:pStyle w:val="Heading2"/>
       </w:pPr>
       <w:r>
-        <w:t xml:space="preserve">5 The four questions: answers received 2026-08-27, and what follows</w:t>
+        <w:t xml:space="preserve">4b Stage E — planning and epistemic value, reconsidered on evidence</w:t>
       </w:r>
     </w:p>
     <w:p>
       <w:pPr>
         <w:pStyle w:val="FirstParagraph"/>
       </w:pPr>
+      <w:r>
+        <w:t xml:space="preserve">The field method’s omission of expected-free-energy planning is not purely</w:t>
+      </w:r>
+      <w:r>
+        <w:t xml:space="preserve"> </w:t>
+      </w:r>
+      <w:r>
+        <w:t xml:space="preserve">convenience, and the distinction matters. What the field</w:t>
+      </w:r>
+      <w:r>
+        <w:t xml:space="preserve"> </w:t>
+      </w:r>
+      <w:r>
+        <w:rPr>
+          <w:i/>
+          <w:iCs/>
+        </w:rPr>
+        <w:t xml:space="preserve">does</w:t>
+      </w:r>
+      <w:r>
+        <w:t xml:space="preserve"> </w:t>
+      </w:r>
+      <w:r>
+        <w:t xml:space="preserve">include is the</w:t>
+      </w:r>
+      <w:r>
+        <w:t xml:space="preserve"> </w:t>
+      </w:r>
+      <w:r>
+        <w:t xml:space="preserve">predictive rollout of the</w:t>
+      </w:r>
+      <w:r>
+        <w:t xml:space="preserve"> </w:t>
+      </w:r>
       <w:r>
         <w:rPr>
           <w:b/>
           <w:bCs/>
         </w:rPr>
-        <w:t xml:space="preserve">5.1 Bias: test both, and why I leaned toward shrinkage.</w:t>
-      </w:r>
-      <w:r>
-        <w:t xml:space="preserve"> </w:t>
-      </w:r>
-      <w:r>
-        <w:t xml:space="preserve">Agreed — both variants run</w:t>
-      </w:r>
-      <w:r>
-        <w:t xml:space="preserve"> </w:t>
-      </w:r>
-      <w:r>
-        <w:t xml:space="preserve">in stage A.2 and the data decides. The reasoning behind my lean, as requested. A</w:t>
-      </w:r>
-      <w:r>
-        <w:t xml:space="preserve"> </w:t>
-      </w:r>
-      <w:r>
-        <w:t xml:space="preserve">group-level bias asserts every participant shares one false-alarm propensity; a</w:t>
-      </w:r>
-      <w:r>
-        <w:t xml:space="preserve"> </w:t>
-      </w:r>
-      <w:r>
-        <w:t xml:space="preserve">per-driver unshrunk bias estimates each from ~12 pre-onset trials, where a driver with</w:t>
-      </w:r>
-      <w:r>
-        <w:t xml:space="preserve"> </w:t>
-      </w:r>
-      <w:r>
-        <w:t xml:space="preserve">1 press in 12 gets b = 0.083 largely made of noise. Hierarchical shrinkage is the</w:t>
-      </w:r>
-      <w:r>
-        <w:t xml:space="preserve"> </w:t>
-      </w:r>
-      <w:r>
-        <w:t xml:space="preserve">middle position: each driver’s estimate is pulled toward the group mean in proportion</w:t>
-      </w:r>
-      <w:r>
-        <w:t xml:space="preserve"> </w:t>
-      </w:r>
-      <w:r>
-        <w:t xml:space="preserve">to how little data supports it, so with thin data it</w:t>
+        <w:t xml:space="preserve">other</w:t>
+      </w:r>
+      <w:r>
+        <w:t xml:space="preserve"> </w:t>
+      </w:r>
+      <w:r>
+        <w:t xml:space="preserve">vehicle — the lane-entry weight is exactly the</w:t>
+      </w:r>
+      <w:r>
+        <w:t xml:space="preserve"> </w:t>
+      </w:r>
+      <w:r>
+        <w:t xml:space="preserve">closed-form expectation of the conflict geometry under the target’s continued motion.</w:t>
+      </w:r>
+      <w:r>
+        <w:t xml:space="preserve"> </w:t>
+      </w:r>
+      <w:r>
+        <w:t xml:space="preserve">What it omits is rollout of the</w:t>
+      </w:r>
+      <w:r>
+        <w:t xml:space="preserve"> </w:t>
+      </w:r>
+      <w:r>
+        <w:rPr>
+          <w:b/>
+          <w:bCs/>
+        </w:rPr>
+        <w:t xml:space="preserve">ego’s own policies</w:t>
+      </w:r>
+      <w:r>
+        <w:t xml:space="preserve">. For the study-1 stimuli that</w:t>
+      </w:r>
+      <w:r>
+        <w:t xml:space="preserve"> </w:t>
+      </w:r>
+      <w:r>
+        <w:t xml:space="preserve">omission is arguably correct rather than approximate: the instruction asks when doing</w:t>
+      </w:r>
+      <w:r>
+        <w:t xml:space="preserve"> </w:t>
+      </w:r>
+      <w:r>
+        <w:t xml:space="preserve">nothing stops being acceptable, which is the pointwise deficit of the no-action</w:t>
+      </w:r>
+      <w:r>
+        <w:t xml:space="preserve"> </w:t>
+      </w:r>
+      <w:r>
+        <w:t xml:space="preserve">trajectory — the thing we compute. Where policy rollout plausibly matters is where</w:t>
+      </w:r>
+      <w:r>
+        <w:t xml:space="preserve"> </w:t>
+      </w:r>
+      <w:r>
+        <w:t xml:space="preserve">scenarios differ in escape affordances, which is precisely the transfer set (LTAP:</w:t>
+      </w:r>
+      <w:r>
+        <w:t xml:space="preserve"> </w:t>
+      </w:r>
+      <w:r>
+        <w:t xml:space="preserve">yield or proceed; overtake: abort or continue). Three bounded experiments, each with a</w:t>
+      </w:r>
+      <w:r>
+        <w:t xml:space="preserve"> </w:t>
+      </w:r>
+      <w:r>
+        <w:t xml:space="preserve">decision rule:</w:t>
+      </w:r>
+    </w:p>
+    <w:p>
+      <w:pPr>
+        <w:pStyle w:val="Compact"/>
+        <w:numPr>
+          <w:ilvl w:val="0"/>
+          <w:numId w:val="1005"/>
+        </w:numPr>
+      </w:pPr>
+      <w:r>
+        <w:rPr>
+          <w:b/>
+          <w:bCs/>
+        </w:rPr>
+        <w:t xml:space="preserve">E.1 — closed-form versus sampled expectation</w:t>
+      </w:r>
+      <w:r>
+        <w:t xml:space="preserve"> </w:t>
+      </w:r>
+      <w:r>
+        <w:t xml:space="preserve">(small): Monte Carlo the released</w:t>
+      </w:r>
+      <w:r>
+        <w:t xml:space="preserve"> </w:t>
+      </w:r>
+      <w:r>
+        <w:t xml:space="preserve">binary gates under the model’s own steering noise along the cut-in clips and</w:t>
+      </w:r>
+      <w:r>
+        <w:t xml:space="preserve"> </w:t>
+      </w:r>
+      <w:r>
+        <w:t xml:space="preserve">compare with P_lane. If the closed form tracks the sampled expectation within the</w:t>
+      </w:r>
+      <w:r>
+        <w:t xml:space="preserve"> </w:t>
+      </w:r>
+      <w:r>
+        <w:t xml:space="preserve">data’s resolution, the</w:t>
+      </w:r>
+      <w:r>
+        <w:t xml:space="preserve"> </w:t>
+      </w:r>
+      <w:r>
+        <w:t xml:space="preserve">“field = rollout in closed form”</w:t>
+      </w:r>
+      <w:r>
+        <w:t xml:space="preserve"> </w:t>
+      </w:r>
+      <w:r>
+        <w:t xml:space="preserve">reading is validated</w:t>
+      </w:r>
+      <w:r>
+        <w:t xml:space="preserve"> </w:t>
+      </w:r>
+      <w:r>
+        <w:t xml:space="preserve">quantitatively rather than argued.</w:t>
+      </w:r>
+    </w:p>
+    <w:p>
+      <w:pPr>
+        <w:pStyle w:val="Compact"/>
+        <w:numPr>
+          <w:ilvl w:val="0"/>
+          <w:numId w:val="1005"/>
+        </w:numPr>
+      </w:pPr>
+      <w:r>
+        <w:rPr>
+          <w:b/>
+          <w:bCs/>
+        </w:rPr>
+        <w:t xml:space="preserve">E.2 — an uncertainty term where the data can see it</w:t>
+      </w:r>
+      <w:r>
+        <w:t xml:space="preserve"> </w:t>
+      </w:r>
+      <w:r>
+        <w:t xml:space="preserve">(moderate): the truck and</w:t>
+      </w:r>
+      <w:r>
+        <w:t xml:space="preserve"> </w:t>
+      </w:r>
+      <w:r>
+        <w:t xml:space="preserve">car cut-ins are matched on TTC levels but differ hugely in occlusion and apparent</w:t>
+      </w:r>
+      <w:r>
+        <w:t xml:space="preserve"> </w:t>
+      </w:r>
+      <w:r>
+        <w:t xml:space="preserve">size. If truck responses at matched kinematics are systematically earlier than any</w:t>
+      </w:r>
+      <w:r>
+        <w:t xml:space="preserve"> </w:t>
+      </w:r>
+      <w:r>
+        <w:t xml:space="preserve">kinematic covariate explains, an epistemic/precision term earns a place in the</w:t>
+      </w:r>
+      <w:r>
+        <w:t xml:space="preserve"> </w:t>
+      </w:r>
+      <w:r>
+        <w:t xml:space="preserve">field; the Button truck trials are the test bed. This is also the unexercised gaze</w:t>
+      </w:r>
+      <w:r>
+        <w:t xml:space="preserve"> </w:t>
+      </w:r>
+      <w:r>
+        <w:t xml:space="preserve">half’s natural entry point.</w:t>
+      </w:r>
+    </w:p>
+    <w:p>
+      <w:pPr>
+        <w:pStyle w:val="Compact"/>
+        <w:numPr>
+          <w:ilvl w:val="0"/>
+          <w:numId w:val="1005"/>
+        </w:numPr>
+      </w:pPr>
+      <w:r>
+        <w:rPr>
+          <w:b/>
+          <w:bCs/>
+        </w:rPr>
+        <w:t xml:space="preserve">E.3 — a policy-set field for the transfer scenarios</w:t>
+      </w:r>
+      <w:r>
+        <w:t xml:space="preserve"> </w:t>
+      </w:r>
+      <w:r>
+        <w:t xml:space="preserve">(moderate): for fixed</w:t>
+      </w:r>
+      <w:r>
+        <w:t xml:space="preserve"> </w:t>
+      </w:r>
+      <w:r>
+        <w:t xml:space="preserve">clips, EFE over a small discrete policy set (a few braking levels; the instructed</w:t>
+      </w:r>
+      <w:r>
+        <w:t xml:space="preserve"> </w:t>
+      </w:r>
+      <w:r>
+        <w:t xml:space="preserve">alternatives) is closed-form kinematics, not CEM — cheap. Comfort becomes</w:t>
+      </w:r>
+      <w:r>
+        <w:t xml:space="preserve"> </w:t>
+      </w:r>
+      <w:r>
+        <w:t xml:space="preserve">“the</w:t>
+      </w:r>
+      <w:r>
+        <w:t xml:space="preserve"> </w:t>
+      </w:r>
+      <w:r>
+        <w:t xml:space="preserve">best available policy is still acceptable”</w:t>
+      </w:r>
+      <w:r>
+        <w:t xml:space="preserve">. Decision rule: if the per-scenario</w:t>
+      </w:r>
+      <w:r>
+        <w:t xml:space="preserve"> </w:t>
+      </w:r>
+      <w:r>
+        <w:t xml:space="preserve">instruction shifts (stage B.4’s secondary analysis) shrink materially when the</w:t>
+      </w:r>
+      <w:r>
+        <w:t xml:space="preserve"> </w:t>
+      </w:r>
+      <w:r>
+        <w:t xml:space="preserve">policy set replaces the free shift, planning has earned its way back in; if not,</w:t>
+      </w:r>
+      <w:r>
+        <w:t xml:space="preserve"> </w:t>
+      </w:r>
+      <w:r>
+        <w:t xml:space="preserve">the pointwise field stands.</w:t>
+      </w:r>
+    </w:p>
+    <w:p>
+      <w:pPr>
+        <w:pStyle w:val="FirstParagraph"/>
+      </w:pPr>
+      <w:r>
+        <w:t xml:space="preserve">The ablation result in section 0b sits behind all three: epistemic value is inert in</w:t>
+      </w:r>
+      <w:r>
+        <w:t xml:space="preserve"> </w:t>
+      </w:r>
+      <w:r>
+        <w:t xml:space="preserve">the authors’ longitudinal runs, hints at usefulness in the lateral one, and our α = 0</w:t>
+      </w:r>
+      <w:r>
+        <w:t xml:space="preserve"> </w:t>
+      </w:r>
+      <w:r>
+        <w:t xml:space="preserve">matches an ablation they ran themselves — so nothing above contradicts the validated</w:t>
+      </w:r>
+      <w:r>
+        <w:t xml:space="preserve"> </w:t>
+      </w:r>
+      <w:r>
+        <w:t xml:space="preserve">base; it extends it where the evidence points.</w:t>
+      </w:r>
+    </w:p>
+    <w:bookmarkEnd w:id="15"/>
+    <w:bookmarkStart w:id="16" w:name="c-what-the-nds-access-is-for"/>
+    <w:p>
+      <w:pPr>
+        <w:pStyle w:val="Heading2"/>
+      </w:pPr>
+      <w:r>
+        <w:t xml:space="preserve">4c What the NDS access is for</w:t>
+      </w:r>
+    </w:p>
+    <w:p>
+      <w:pPr>
+        <w:pStyle w:val="FirstParagraph"/>
+      </w:pPr>
+      <w:r>
+        <w:t xml:space="preserve">Four distinct uses, in the order I would take them:</w:t>
+      </w:r>
+    </w:p>
+    <w:p>
+      <w:pPr>
+        <w:pStyle w:val="Compact"/>
+        <w:numPr>
+          <w:ilvl w:val="0"/>
+          <w:numId w:val="1006"/>
+        </w:numPr>
+      </w:pPr>
+      <w:r>
+        <w:rPr>
+          <w:b/>
+          <w:bCs/>
+        </w:rPr>
+        <w:t xml:space="preserve">Estimating the paradigm offset δ empirically.</w:t>
+      </w:r>
+      <w:r>
+        <w:t xml:space="preserve"> </w:t>
+      </w:r>
+      <w:r>
+        <w:t xml:space="preserve">Fit c on naturalistic brake</w:t>
+      </w:r>
+      <w:r>
+        <w:t xml:space="preserve"> </w:t>
+      </w:r>
+      <w:r>
+        <w:t xml:space="preserve">onsets in lead-vehicle and cut-in events (the calibration machinery exists and</w:t>
+      </w:r>
+      <w:r>
+        <w:t xml:space="preserve"> </w:t>
+      </w:r>
+      <w:r>
+        <w:t xml:space="preserve">needs only kinematics —</w:t>
+      </w:r>
+      <w:r>
+        <w:t xml:space="preserve"> </w:t>
+      </w:r>
+      <w:r>
+        <w:rPr>
+          <w:rStyle w:val="VerbatimChar"/>
+        </w:rPr>
+        <w:t xml:space="preserve">comfortzone.calibrate</w:t>
+      </w:r>
+      <w:r>
+        <w:t xml:space="preserve">), and compare with the study-1</w:t>
+      </w:r>
+      <w:r>
+        <w:t xml:space="preserve"> </w:t>
+      </w:r>
+      <w:r>
+        <w:t xml:space="preserve">estimates. The difference</w:t>
       </w:r>
       <w:r>
         <w:t xml:space="preserve"> </w:t>
@@ -1149,43 +1775,191 @@
           <w:i/>
           <w:iCs/>
         </w:rPr>
-        <w:t xml:space="preserve">behaves</w:t>
-      </w:r>
-      <w:r>
-        <w:t xml:space="preserve"> </w:t>
-      </w:r>
-      <w:r>
-        <w:t xml:space="preserve">like the group model</w:t>
-      </w:r>
-      <w:r>
-        <w:t xml:space="preserve"> </w:t>
-      </w:r>
-      <w:r>
-        <w:t xml:space="preserve">except for genuinely extreme drivers. The reason I think the driver dimension is worth</w:t>
-      </w:r>
-      <w:r>
-        <w:t xml:space="preserve"> </w:t>
-      </w:r>
-      <w:r>
-        <w:t xml:space="preserve">keeping at all is a specific leakage risk: response bias and boundary level are</w:t>
-      </w:r>
-      <w:r>
-        <w:t xml:space="preserve"> </w:t>
-      </w:r>
-      <w:r>
-        <w:t xml:space="preserve">plausibly correlated across people (a trigger-happy participant both false-alarms at C1</w:t>
-      </w:r>
-      <w:r>
-        <w:t xml:space="preserve"> </w:t>
-      </w:r>
-      <w:r>
-        <w:t xml:space="preserve">and crosses early at C5). Under a group-level bias, that person’s excess C1 responses</w:t>
-      </w:r>
-      <w:r>
-        <w:t xml:space="preserve"> </w:t>
-      </w:r>
-      <w:r>
-        <w:t xml:space="preserve">have nowhere to go except</w:t>
+        <w:t xml:space="preserve">is</w:t>
+      </w:r>
+      <w:r>
+        <w:t xml:space="preserve"> </w:t>
+      </w:r>
+      <w:r>
+        <w:t xml:space="preserve">the paradigm-plus-context offset, measured rather</w:t>
+      </w:r>
+      <w:r>
+        <w:t xml:space="preserve"> </w:t>
+      </w:r>
+      <w:r>
+        <w:t xml:space="preserve">than assumed — the single biggest upgrade available for the absolute-trigger</w:t>
+      </w:r>
+      <w:r>
+        <w:t xml:space="preserve"> </w:t>
+      </w:r>
+      <w:r>
+        <w:t xml:space="preserve">question.</w:t>
+      </w:r>
+    </w:p>
+    <w:p>
+      <w:pPr>
+        <w:pStyle w:val="Compact"/>
+        <w:numPr>
+          <w:ilvl w:val="0"/>
+          <w:numId w:val="1006"/>
+        </w:numPr>
+      </w:pPr>
+      <w:r>
+        <w:rPr>
+          <w:b/>
+          <w:bCs/>
+        </w:rPr>
+        <w:t xml:space="preserve">Exposure denominators for stage D.</w:t>
+      </w:r>
+      <w:r>
+        <w:t xml:space="preserve"> </w:t>
+      </w:r>
+      <w:r>
+        <w:t xml:space="preserve">How often routine driving crosses a</w:t>
+      </w:r>
+      <w:r>
+        <w:t xml:space="preserve"> </w:t>
+      </w:r>
+      <w:r>
+        <w:t xml:space="preserve">candidate trigger level determines the nuisance rate — the deposit ensembles</w:t>
+      </w:r>
+      <w:r>
+        <w:t xml:space="preserve"> </w:t>
+      </w:r>
+      <w:r>
+        <w:t xml:space="preserve">cannot provide this; NDS is the only source that can.</w:t>
+      </w:r>
+    </w:p>
+    <w:p>
+      <w:pPr>
+        <w:pStyle w:val="Compact"/>
+        <w:numPr>
+          <w:ilvl w:val="0"/>
+          <w:numId w:val="1006"/>
+        </w:numPr>
+      </w:pPr>
+      <w:r>
+        <w:rPr>
+          <w:b/>
+          <w:bCs/>
+        </w:rPr>
+        <w:t xml:space="preserve">A percentile consistency check.</w:t>
+      </w:r>
+      <w:r>
+        <w:t xml:space="preserve"> </w:t>
+      </w:r>
+      <w:r>
+        <w:t xml:space="preserve">The distribution of self-selected margins in</w:t>
+      </w:r>
+      <w:r>
+        <w:t xml:space="preserve"> </w:t>
+      </w:r>
+      <w:r>
+        <w:t xml:space="preserve">routine driving (steady-state THW at speed, accepted lateral clearances) against</w:t>
+      </w:r>
+      <w:r>
+        <w:t xml:space="preserve"> </w:t>
+      </w:r>
+      <w:r>
+        <w:t xml:space="preserve">the fitted comfort-level distribution: drivers should mostly live inside their own</w:t>
+      </w:r>
+      <w:r>
+        <w:t xml:space="preserve"> </w:t>
+      </w:r>
+      <w:r>
+        <w:t xml:space="preserve">comfort zones, and the fraction who do not is a direct calibration check.</w:t>
+      </w:r>
+    </w:p>
+    <w:p>
+      <w:pPr>
+        <w:pStyle w:val="Compact"/>
+        <w:numPr>
+          <w:ilvl w:val="0"/>
+          <w:numId w:val="1006"/>
+        </w:numPr>
+      </w:pPr>
+      <w:r>
+        <w:rPr>
+          <w:b/>
+          <w:bCs/>
+        </w:rPr>
+        <w:t xml:space="preserve">Transfer events in the wild</w:t>
+      </w:r>
+      <w:r>
+        <w:t xml:space="preserve"> </w:t>
+      </w:r>
+      <w:r>
+        <w:t xml:space="preserve">— naturally occurring cut-ins and LTAP conflicts</w:t>
+      </w:r>
+      <w:r>
+        <w:t xml:space="preserve"> </w:t>
+      </w:r>
+      <w:r>
+        <w:t xml:space="preserve">as a held-out scenario set with no instruction at all.</w:t>
+      </w:r>
+    </w:p>
+    <w:bookmarkEnd w:id="16"/>
+    <w:bookmarkStart w:id="17" w:name="X3a8a7ada4560a171f4efe3b1e372824b2763121"/>
+    <w:p>
+      <w:pPr>
+        <w:pStyle w:val="Heading2"/>
+      </w:pPr>
+      <w:r>
+        <w:t xml:space="preserve">5 The four questions: answers received 2026-08-27, and what follows</w:t>
+      </w:r>
+    </w:p>
+    <w:p>
+      <w:pPr>
+        <w:pStyle w:val="FirstParagraph"/>
+      </w:pPr>
+      <w:r>
+        <w:rPr>
+          <w:b/>
+          <w:bCs/>
+        </w:rPr>
+        <w:t xml:space="preserve">5.1 Bias: test both, and why I leaned toward shrinkage.</w:t>
+      </w:r>
+      <w:r>
+        <w:t xml:space="preserve"> </w:t>
+      </w:r>
+      <w:r>
+        <w:t xml:space="preserve">Agreed — both variants run</w:t>
+      </w:r>
+      <w:r>
+        <w:t xml:space="preserve"> </w:t>
+      </w:r>
+      <w:r>
+        <w:t xml:space="preserve">in stage A.2 and the data decides. The reasoning behind my lean, as requested. A</w:t>
+      </w:r>
+      <w:r>
+        <w:t xml:space="preserve"> </w:t>
+      </w:r>
+      <w:r>
+        <w:t xml:space="preserve">group-level bias asserts every participant shares one false-alarm propensity; a</w:t>
+      </w:r>
+      <w:r>
+        <w:t xml:space="preserve"> </w:t>
+      </w:r>
+      <w:r>
+        <w:t xml:space="preserve">per-driver unshrunk bias estimates each from ~12 pre-onset trials, where a driver with</w:t>
+      </w:r>
+      <w:r>
+        <w:t xml:space="preserve"> </w:t>
+      </w:r>
+      <w:r>
+        <w:t xml:space="preserve">1 press in 12 gets b = 0.083 largely made of noise. Hierarchical shrinkage is the</w:t>
+      </w:r>
+      <w:r>
+        <w:t xml:space="preserve"> </w:t>
+      </w:r>
+      <w:r>
+        <w:t xml:space="preserve">middle position: each driver’s estimate is pulled toward the group mean in proportion</w:t>
+      </w:r>
+      <w:r>
+        <w:t xml:space="preserve"> </w:t>
+      </w:r>
+      <w:r>
+        <w:t xml:space="preserve">to how little data supports it, so with thin data it</w:t>
       </w:r>
       <w:r>
         <w:t xml:space="preserve"> </w:t>
@@ -1195,16 +1969,43 @@
           <w:i/>
           <w:iCs/>
         </w:rPr>
-        <w:t xml:space="preserve">into their fitted c_i</w:t>
-      </w:r>
-      <w:r>
-        <w:t xml:space="preserve">, biasing it low — and since the</w:t>
-      </w:r>
-      <w:r>
-        <w:t xml:space="preserve"> </w:t>
-      </w:r>
-      <w:r>
-        <w:t xml:space="preserve">deliverable is a population</w:t>
+        <w:t xml:space="preserve">behaves</w:t>
+      </w:r>
+      <w:r>
+        <w:t xml:space="preserve"> </w:t>
+      </w:r>
+      <w:r>
+        <w:t xml:space="preserve">like the group model</w:t>
+      </w:r>
+      <w:r>
+        <w:t xml:space="preserve"> </w:t>
+      </w:r>
+      <w:r>
+        <w:t xml:space="preserve">except for genuinely extreme drivers. The reason I think the driver dimension is worth</w:t>
+      </w:r>
+      <w:r>
+        <w:t xml:space="preserve"> </w:t>
+      </w:r>
+      <w:r>
+        <w:t xml:space="preserve">keeping at all is a specific leakage risk: response bias and boundary level are</w:t>
+      </w:r>
+      <w:r>
+        <w:t xml:space="preserve"> </w:t>
+      </w:r>
+      <w:r>
+        <w:t xml:space="preserve">plausibly correlated across people (a trigger-happy participant both false-alarms at C1</w:t>
+      </w:r>
+      <w:r>
+        <w:t xml:space="preserve"> </w:t>
+      </w:r>
+      <w:r>
+        <w:t xml:space="preserve">and crosses early at C5). Under a group-level bias, that person’s excess C1 responses</w:t>
+      </w:r>
+      <w:r>
+        <w:t xml:space="preserve"> </w:t>
+      </w:r>
+      <w:r>
+        <w:t xml:space="preserve">have nowhere to go except</w:t>
       </w:r>
       <w:r>
         <w:t xml:space="preserve"> </w:t>
@@ -1214,6 +2015,25 @@
           <w:i/>
           <w:iCs/>
         </w:rPr>
+        <w:t xml:space="preserve">into their fitted c_i</w:t>
+      </w:r>
+      <w:r>
+        <w:t xml:space="preserve">, biasing it low — and since the</w:t>
+      </w:r>
+      <w:r>
+        <w:t xml:space="preserve"> </w:t>
+      </w:r>
+      <w:r>
+        <w:t xml:space="preserve">deliverable is a population</w:t>
+      </w:r>
+      <w:r>
+        <w:t xml:space="preserve"> </w:t>
+      </w:r>
+      <w:r>
+        <w:rPr>
+          <w:i/>
+          <w:iCs/>
+        </w:rPr>
         <w:t xml:space="preserve">percentile</w:t>
       </w:r>
       <w:r>
@@ -1504,8 +2324,8 @@
         <w:t xml:space="preserve">data makes it moot. Decision 8 stands unchanged.</w:t>
       </w:r>
     </w:p>
-    <w:bookmarkEnd w:id="14"/>
-    <w:bookmarkStart w:id="15" w:name="order-of-execution-and-gates"/>
+    <w:bookmarkEnd w:id="17"/>
+    <w:bookmarkStart w:id="18" w:name="order-of-execution-and-gates"/>
     <w:p>
       <w:pPr>
         <w:pStyle w:val="Heading2"/>
@@ -2061,8 +2881,8 @@
         <w:t xml:space="preserve">last row.</w:t>
       </w:r>
     </w:p>
-    <w:bookmarkEnd w:id="15"/>
-    <w:bookmarkEnd w:id="16"/>
+    <w:bookmarkEnd w:id="18"/>
+    <w:bookmarkEnd w:id="19"/>
     <w:sectPr>
       <w:footnotePr>
         <w:numRestart w:val="eachSect"/>
@@ -2368,6 +3188,9 @@
     <w:abstractNumId w:val="991"/>
   </w:num>
   <w:num w:numId="1002">
+    <w:abstractNumId w:val="991"/>
+  </w:num>
+  <w:num w:numId="1003">
     <w:abstractNumId w:val="99411"/>
     <w:lvlOverride w:ilvl="0">
       <w:startOverride w:val="1"/>
@@ -2397,7 +3220,67 @@
       <w:startOverride w:val="1"/>
     </w:lvlOverride>
   </w:num>
-  <w:num w:numId="1003">
+  <w:num w:numId="1004">
+    <w:abstractNumId w:val="99411"/>
+    <w:lvlOverride w:ilvl="0">
+      <w:startOverride w:val="1"/>
+    </w:lvlOverride>
+    <w:lvlOverride w:ilvl="1">
+      <w:startOverride w:val="1"/>
+    </w:lvlOverride>
+    <w:lvlOverride w:ilvl="2">
+      <w:startOverride w:val="1"/>
+    </w:lvlOverride>
+    <w:lvlOverride w:ilvl="3">
+      <w:startOverride w:val="1"/>
+    </w:lvlOverride>
+    <w:lvlOverride w:ilvl="4">
+      <w:startOverride w:val="1"/>
+    </w:lvlOverride>
+    <w:lvlOverride w:ilvl="5">
+      <w:startOverride w:val="1"/>
+    </w:lvlOverride>
+    <w:lvlOverride w:ilvl="6">
+      <w:startOverride w:val="1"/>
+    </w:lvlOverride>
+    <w:lvlOverride w:ilvl="7">
+      <w:startOverride w:val="1"/>
+    </w:lvlOverride>
+    <w:lvlOverride w:ilvl="8">
+      <w:startOverride w:val="1"/>
+    </w:lvlOverride>
+  </w:num>
+  <w:num w:numId="1005">
+    <w:abstractNumId w:val="99411"/>
+    <w:lvlOverride w:ilvl="0">
+      <w:startOverride w:val="1"/>
+    </w:lvlOverride>
+    <w:lvlOverride w:ilvl="1">
+      <w:startOverride w:val="1"/>
+    </w:lvlOverride>
+    <w:lvlOverride w:ilvl="2">
+      <w:startOverride w:val="1"/>
+    </w:lvlOverride>
+    <w:lvlOverride w:ilvl="3">
+      <w:startOverride w:val="1"/>
+    </w:lvlOverride>
+    <w:lvlOverride w:ilvl="4">
+      <w:startOverride w:val="1"/>
+    </w:lvlOverride>
+    <w:lvlOverride w:ilvl="5">
+      <w:startOverride w:val="1"/>
+    </w:lvlOverride>
+    <w:lvlOverride w:ilvl="6">
+      <w:startOverride w:val="1"/>
+    </w:lvlOverride>
+    <w:lvlOverride w:ilvl="7">
+      <w:startOverride w:val="1"/>
+    </w:lvlOverride>
+    <w:lvlOverride w:ilvl="8">
+      <w:startOverride w:val="1"/>
+    </w:lvlOverride>
+  </w:num>
+  <w:num w:numId="1006">
     <w:abstractNumId w:val="99411"/>
     <w:lvlOverride w:ilvl="0">
       <w:startOverride w:val="1"/>

--- a/docs/czb_validation_roadmap.docx
+++ b/docs/czb_validation_roadmap.docx
@@ -816,6 +816,173 @@
       <w:r>
         <w:t xml:space="preserve">assessment.</w:t>
       </w:r>
+      <w:r>
+        <w:t xml:space="preserve"> </w:t>
+      </w:r>
+      <w:r>
+        <w:rPr>
+          <w:i/>
+          <w:iCs/>
+        </w:rPr>
+        <w:t xml:space="preserve">[Verdict recorded 2026-08-27 at review gate R.1:</w:t>
+      </w:r>
+      <w:r>
+        <w:rPr>
+          <w:i/>
+          <w:iCs/>
+        </w:rPr>
+        <w:t xml:space="preserve"> </w:t>
+      </w:r>
+      <w:r>
+        <w:rPr>
+          <w:b/>
+          <w:bCs/>
+          <w:i/>
+          <w:iCs/>
+        </w:rPr>
+        <w:t xml:space="preserve">FAIL</w:t>
+      </w:r>
+      <w:r>
+        <w:rPr>
+          <w:i/>
+          <w:iCs/>
+        </w:rPr>
+        <w:t xml:space="preserve">, and the</w:t>
+      </w:r>
+      <w:r>
+        <w:rPr>
+          <w:i/>
+          <w:iCs/>
+        </w:rPr>
+        <w:t xml:space="preserve"> </w:t>
+      </w:r>
+      <w:r>
+        <w:rPr>
+          <w:i/>
+          <w:iCs/>
+        </w:rPr>
+        <w:t xml:space="preserve">failure is now interpretable — three structurally-argued variants (v1 noise from</w:t>
+      </w:r>
+      <w:r>
+        <w:rPr>
+          <w:i/>
+          <w:iCs/>
+        </w:rPr>
+        <w:t xml:space="preserve"> </w:t>
+      </w:r>
+      <w:r>
+        <w:rPr>
+          <w:i/>
+          <w:iCs/>
+        </w:rPr>
+        <w:t xml:space="preserve">clip start, v2 onset-gated, v3 with a free trial-level threshold spread) all fit</w:t>
+      </w:r>
+      <w:r>
+        <w:rPr>
+          <w:i/>
+          <w:iCs/>
+        </w:rPr>
+        <w:t xml:space="preserve"> </w:t>
+      </w:r>
+      <w:r>
+        <w:rPr>
+          <w:i/>
+          <w:iCs/>
+        </w:rPr>
+        <w:t xml:space="preserve">worse in sample than the stage-0 static probit, and v3’s held-out RMSE 0.267 fails</w:t>
+      </w:r>
+      <w:r>
+        <w:rPr>
+          <w:i/>
+          <w:iCs/>
+        </w:rPr>
+        <w:t xml:space="preserve"> </w:t>
+      </w:r>
+      <w:r>
+        <w:rPr>
+          <w:i/>
+          <w:iCs/>
+        </w:rPr>
+        <w:t xml:space="preserve">the pre-registered rule. Cause named in</w:t>
+      </w:r>
+      <w:r>
+        <w:rPr>
+          <w:i/>
+          <w:iCs/>
+        </w:rPr>
+        <w:t xml:space="preserve"> </w:t>
+      </w:r>
+      <w:r>
+        <w:rPr>
+          <w:rStyle w:val="VerbatimChar"/>
+          <w:i/>
+          <w:iCs/>
+        </w:rPr>
+        <w:t xml:space="preserve">out/stage2_summary.md</w:t>
+      </w:r>
+      <w:r>
+        <w:rPr>
+          <w:i/>
+          <w:iCs/>
+        </w:rPr>
+        <w:t xml:space="preserve">: anticipatory</w:t>
+      </w:r>
+      <w:r>
+        <w:rPr>
+          <w:i/>
+          <w:iCs/>
+        </w:rPr>
+        <w:t xml:space="preserve"> </w:t>
+      </w:r>
+      <w:r>
+        <w:rPr>
+          <w:i/>
+          <w:iCs/>
+        </w:rPr>
+        <w:t xml:space="preserve">criticality-graded responding at C1–C2 where integrated evidence cannot yet exist,</w:t>
+      </w:r>
+      <w:r>
+        <w:rPr>
+          <w:i/>
+          <w:iCs/>
+        </w:rPr>
+        <w:t xml:space="preserve"> </w:t>
+      </w:r>
+      <w:r>
+        <w:rPr>
+          <w:i/>
+          <w:iCs/>
+        </w:rPr>
+        <w:t xml:space="preserve">plus a late-cell criticality gradient shallower than integrated evidence implies.</w:t>
+      </w:r>
+      <w:r>
+        <w:rPr>
+          <w:i/>
+          <w:iCs/>
+        </w:rPr>
+        <w:t xml:space="preserve"> </w:t>
+      </w:r>
+      <w:r>
+        <w:rPr>
+          <w:i/>
+          <w:iCs/>
+        </w:rPr>
+        <w:t xml:space="preserve">The within-scenario claim (a) is settled negative; the framework’s case now rests</w:t>
+      </w:r>
+      <w:r>
+        <w:rPr>
+          <w:i/>
+          <w:iCs/>
+        </w:rPr>
+        <w:t xml:space="preserve"> </w:t>
+      </w:r>
+      <w:r>
+        <w:rPr>
+          <w:i/>
+          <w:iCs/>
+        </w:rPr>
+        <w:t xml:space="preserve">on stage B.]</w:t>
+      </w:r>
     </w:p>
     <w:p>
       <w:pPr>
@@ -2062,6 +2229,326 @@
       </w:r>
       <w:r>
         <w:t xml:space="preserve">appears, group-level wins on parsimony and we say so.</w:t>
+      </w:r>
+    </w:p>
+    <w:p>
+      <w:pPr>
+        <w:pStyle w:val="BodyText"/>
+      </w:pPr>
+      <w:r>
+        <w:rPr>
+          <w:i/>
+          <w:iCs/>
+        </w:rPr>
+        <w:t xml:space="preserve">[Resolved 2026-08-27 at review gate R.1; evidence in</w:t>
+      </w:r>
+      <w:r>
+        <w:rPr>
+          <w:i/>
+          <w:iCs/>
+        </w:rPr>
+        <w:t xml:space="preserve"> </w:t>
+      </w:r>
+      <w:r>
+        <w:rPr>
+          <w:rStyle w:val="VerbatimChar"/>
+          <w:i/>
+          <w:iCs/>
+        </w:rPr>
+        <w:t xml:space="preserve">replication/czb/out/bias_variant_diagnostics.md</w:t>
+      </w:r>
+      <w:r>
+        <w:rPr>
+          <w:i/>
+          <w:iCs/>
+        </w:rPr>
+        <w:t xml:space="preserve">. Both empirical implications</w:t>
+      </w:r>
+      <w:r>
+        <w:rPr>
+          <w:i/>
+          <w:iCs/>
+        </w:rPr>
+        <w:t xml:space="preserve"> </w:t>
+      </w:r>
+      <w:r>
+        <w:rPr>
+          <w:i/>
+          <w:iCs/>
+        </w:rPr>
+        <w:t xml:space="preserve">appeared, confirming this section’s prediction — the executing session’s query A.2.Q2</w:t>
+      </w:r>
+      <w:r>
+        <w:rPr>
+          <w:i/>
+          <w:iCs/>
+        </w:rPr>
+        <w:t xml:space="preserve"> </w:t>
+      </w:r>
+      <w:r>
+        <w:rPr>
+          <w:i/>
+          <w:iCs/>
+        </w:rPr>
+        <w:t xml:space="preserve">had read the direction backwards. (1) Per-driver lapse heterogeneity is real beyond</w:t>
+      </w:r>
+      <w:r>
+        <w:rPr>
+          <w:i/>
+          <w:iCs/>
+        </w:rPr>
+        <w:t xml:space="preserve"> </w:t>
+      </w:r>
+      <w:r>
+        <w:rPr>
+          <w:i/>
+          <w:iCs/>
+        </w:rPr>
+        <w:t xml:space="preserve">argument: the sd of per-driver pre-onset rates is 0.204 against a shared-rate</w:t>
+      </w:r>
+      <w:r>
+        <w:rPr>
+          <w:i/>
+          <w:iCs/>
+        </w:rPr>
+        <w:t xml:space="preserve"> </w:t>
+      </w:r>
+      <w:r>
+        <w:rPr>
+          <w:i/>
+          <w:iCs/>
+        </w:rPr>
+        <w:t xml:space="preserve">binomial’s 0.078 (Monte Carlo p &lt; 0.0001), so a group-level lapse is misspecified as a</w:t>
+      </w:r>
+      <w:r>
+        <w:rPr>
+          <w:i/>
+          <w:iCs/>
+        </w:rPr>
+        <w:t xml:space="preserve"> </w:t>
+      </w:r>
+      <w:r>
+        <w:rPr>
+          <w:i/>
+          <w:iCs/>
+        </w:rPr>
+        <w:t xml:space="preserve">matter of data. (2) The leakage signature is present: under the group variant the</w:t>
+      </w:r>
+      <w:r>
+        <w:rPr>
+          <w:i/>
+          <w:iCs/>
+        </w:rPr>
+        <w:t xml:space="preserve"> </w:t>
+      </w:r>
+      <w:r>
+        <w:rPr>
+          <w:i/>
+          <w:iCs/>
+        </w:rPr>
+        <w:t xml:space="preserve">fitted thresholds track pre-onset behavior at Spearman ρ = −0.622, and excluding the</w:t>
+      </w:r>
+      <w:r>
+        <w:rPr>
+          <w:i/>
+          <w:iCs/>
+        </w:rPr>
+        <w:t xml:space="preserve"> </w:t>
+      </w:r>
+      <w:r>
+        <w:rPr>
+          <w:i/>
+          <w:iCs/>
+        </w:rPr>
+        <w:t xml:space="preserve">C1 cells drops the group σ from 0.341 to 0.281 — pre-onset pressing was indeed being</w:t>
+      </w:r>
+      <w:r>
+        <w:rPr>
+          <w:i/>
+          <w:iCs/>
+        </w:rPr>
+        <w:t xml:space="preserve"> </w:t>
+      </w:r>
+      <w:r>
+        <w:rPr>
+          <w:i/>
+          <w:iCs/>
+        </w:rPr>
+        <w:t xml:space="preserve">written into the thresholds.</w:t>
+      </w:r>
+      <w:r>
+        <w:rPr>
+          <w:i/>
+          <w:iCs/>
+        </w:rPr>
+        <w:t xml:space="preserve"> </w:t>
+      </w:r>
+      <w:r>
+        <w:rPr>
+          <w:b/>
+          <w:bCs/>
+          <w:i/>
+          <w:iCs/>
+        </w:rPr>
+        <w:t xml:space="preserve">Decision: the hierarchical lapse is the primary</w:t>
+      </w:r>
+      <w:r>
+        <w:rPr>
+          <w:b/>
+          <w:bCs/>
+          <w:i/>
+          <w:iCs/>
+        </w:rPr>
+        <w:t xml:space="preserve"> </w:t>
+      </w:r>
+      <w:r>
+        <w:rPr>
+          <w:b/>
+          <w:bCs/>
+          <w:i/>
+          <w:iCs/>
+        </w:rPr>
+        <w:t xml:space="preserve">variant</w:t>
+      </w:r>
+      <w:r>
+        <w:rPr>
+          <w:i/>
+          <w:iCs/>
+        </w:rPr>
+        <w:t xml:space="preserve"> </w:t>
+      </w:r>
+      <w:r>
+        <w:rPr>
+          <w:i/>
+          <w:iCs/>
+        </w:rPr>
+        <w:t xml:space="preserve">(population σ = 0.209; median 5 352); the group variant is reported as an</w:t>
+      </w:r>
+      <w:r>
+        <w:rPr>
+          <w:i/>
+          <w:iCs/>
+        </w:rPr>
+        <w:t xml:space="preserve"> </w:t>
+      </w:r>
+      <w:r>
+        <w:rPr>
+          <w:i/>
+          <w:iCs/>
+        </w:rPr>
+        <w:t xml:space="preserve">upper sensitivity bracket. Two caveats now attached to the deliverable: the fitted</w:t>
+      </w:r>
+      <w:r>
+        <w:rPr>
+          <w:i/>
+          <w:iCs/>
+        </w:rPr>
+        <w:t xml:space="preserve"> </w:t>
+      </w:r>
+      <w:r>
+        <w:rPr>
+          <w:i/>
+          <w:iCs/>
+        </w:rPr>
+        <w:t xml:space="preserve">b_i and c_i correlate at ρ = −0.700 while the model assumes independence — a</w:t>
+      </w:r>
+      <w:r>
+        <w:rPr>
+          <w:i/>
+          <w:iCs/>
+        </w:rPr>
+        <w:t xml:space="preserve"> </w:t>
+      </w:r>
+      <w:r>
+        <w:rPr>
+          <w:i/>
+          <w:iCs/>
+        </w:rPr>
+        <w:t xml:space="preserve">trigger-happy driver genuinely does sit lower on the boundary, exactly this section’s</w:t>
+      </w:r>
+      <w:r>
+        <w:rPr>
+          <w:i/>
+          <w:iCs/>
+        </w:rPr>
+        <w:t xml:space="preserve"> </w:t>
+      </w:r>
+      <w:r>
+        <w:rPr>
+          <w:i/>
+          <w:iCs/>
+        </w:rPr>
+        <w:t xml:space="preserve">trait-correlation conjecture — so a correlated-effects variant is specified in card</w:t>
+      </w:r>
+      <w:r>
+        <w:rPr>
+          <w:i/>
+          <w:iCs/>
+        </w:rPr>
+        <w:t xml:space="preserve"> </w:t>
+      </w:r>
+      <w:r>
+        <w:rPr>
+          <w:i/>
+          <w:iCs/>
+        </w:rPr>
+        <w:t xml:space="preserve">A.2.v2 with the rule that if it moves the 80th percentile beyond the current CI</w:t>
+      </w:r>
+      <w:r>
+        <w:rPr>
+          <w:i/>
+          <w:iCs/>
+        </w:rPr>
+        <w:t xml:space="preserve"> </w:t>
+      </w:r>
+      <w:r>
+        <w:rPr>
+          <w:i/>
+          <w:iCs/>
+        </w:rPr>
+        <w:t xml:space="preserve">width, it must be settled before any deployment claim; and the pre-onset anticipation</w:t>
+      </w:r>
+      <w:r>
+        <w:rPr>
+          <w:i/>
+          <w:iCs/>
+        </w:rPr>
+        <w:t xml:space="preserve"> </w:t>
+      </w:r>
+      <w:r>
+        <w:rPr>
+          <w:i/>
+          <w:iCs/>
+        </w:rPr>
+        <w:t xml:space="preserve">gradient (observed C1 rates fall with TTC where the covariate-driven prediction</w:t>
+      </w:r>
+      <w:r>
+        <w:rPr>
+          <w:i/>
+          <w:iCs/>
+        </w:rPr>
+        <w:t xml:space="preserve"> </w:t>
+      </w:r>
+      <w:r>
+        <w:rPr>
+          <w:i/>
+          <w:iCs/>
+        </w:rPr>
+        <w:t xml:space="preserve">rises) holds under both variants, is inexpressible by any lapse floor, and stays a</w:t>
+      </w:r>
+      <w:r>
+        <w:rPr>
+          <w:i/>
+          <w:iCs/>
+        </w:rPr>
+        <w:t xml:space="preserve"> </w:t>
+      </w:r>
+      <w:r>
+        <w:rPr>
+          <w:i/>
+          <w:iCs/>
+        </w:rPr>
+        <w:t xml:space="preserve">recorded limitation.]</w:t>
       </w:r>
     </w:p>
     <w:p>

--- a/docs/czb_validation_roadmap.docx
+++ b/docs/czb_validation_roadmap.docx
@@ -1053,7 +1053,6 @@
     </w:p>
     <w:p>
       <w:pPr>
-        <w:pStyle w:val="Compact"/>
         <w:numPr>
           <w:ilvl w:val="0"/>
           <w:numId w:val="1004"/>
@@ -1090,10 +1089,212 @@
       <w:r>
         <w:t xml:space="preserve">applies nearly unchanged.</w:t>
       </w:r>
+      <w:r>
+        <w:t xml:space="preserve"> </w:t>
+      </w:r>
+      <w:r>
+        <w:rPr>
+          <w:i/>
+          <w:iCs/>
+        </w:rPr>
+        <w:t xml:space="preserve">[Built 2026-08-28 —</w:t>
+      </w:r>
+      <w:r>
+        <w:rPr>
+          <w:i/>
+          <w:iCs/>
+        </w:rPr>
+        <w:t xml:space="preserve"> </w:t>
+      </w:r>
+      <w:r>
+        <w:rPr>
+          <w:rStyle w:val="VerbatimChar"/>
+          <w:i/>
+          <w:iCs/>
+        </w:rPr>
+        <w:t xml:space="preserve">docs/overtake_construction_note.md</w:t>
+      </w:r>
+      <w:r>
+        <w:rPr>
+          <w:i/>
+          <w:iCs/>
+        </w:rPr>
+        <w:t xml:space="preserve">.</w:t>
+      </w:r>
+      <w:r>
+        <w:rPr>
+          <w:i/>
+          <w:iCs/>
+        </w:rPr>
+        <w:t xml:space="preserve"> </w:t>
+      </w:r>
+      <w:r>
+        <w:rPr>
+          <w:i/>
+          <w:iCs/>
+        </w:rPr>
+        <w:t xml:space="preserve">“Nearly unchanged”</w:t>
+      </w:r>
+      <w:r>
+        <w:rPr>
+          <w:i/>
+          <w:iCs/>
+        </w:rPr>
+        <w:t xml:space="preserve"> </w:t>
+      </w:r>
+      <w:r>
+        <w:rPr>
+          <w:i/>
+          <w:iCs/>
+        </w:rPr>
+        <w:t xml:space="preserve">was wrong: the field orders</w:t>
+      </w:r>
+      <w:r>
+        <w:rPr>
+          <w:i/>
+          <w:iCs/>
+        </w:rPr>
+        <w:t xml:space="preserve"> </w:t>
+      </w:r>
+      <w:r>
+        <w:rPr>
+          <w:i/>
+          <w:iCs/>
+        </w:rPr>
+        <w:t xml:space="preserve">the 15 cells at Spearman +0.402 against the clearance label’s −0.833, because</w:t>
+      </w:r>
+      <w:r>
+        <w:rPr>
+          <w:i/>
+          <w:iCs/>
+        </w:rPr>
+        <w:t xml:space="preserve"> </w:t>
+      </w:r>
+      <w:r>
+        <w:rPr>
+          <w:rStyle w:val="VerbatimChar"/>
+          <w:i/>
+          <w:iCs/>
+        </w:rPr>
+        <w:t xml:space="preserve">p_lane</w:t>
+      </w:r>
+      <w:r>
+        <w:rPr>
+          <w:i/>
+          <w:iCs/>
+        </w:rPr>
+        <w:t xml:space="preserve"> </w:t>
+      </w:r>
+      <w:r>
+        <w:rPr>
+          <w:i/>
+          <w:iCs/>
+        </w:rPr>
+        <w:t xml:space="preserve">saturates at 0.843–1.000 and never sees the manipulated variable. The</w:t>
+      </w:r>
+      <w:r>
+        <w:rPr>
+          <w:i/>
+          <w:iCs/>
+        </w:rPr>
+        <w:t xml:space="preserve"> </w:t>
+      </w:r>
+      <w:r>
+        <w:rPr>
+          <w:i/>
+          <w:iCs/>
+        </w:rPr>
+        <w:t xml:space="preserve">scenario’s criticality is a lateral</w:t>
+      </w:r>
+      <w:r>
+        <w:rPr>
+          <w:i/>
+          <w:iCs/>
+        </w:rPr>
+        <w:t xml:space="preserve"> </w:t>
+      </w:r>
+      <w:r>
+        <w:rPr>
+          <w:b/>
+          <w:bCs/>
+          <w:i/>
+          <w:iCs/>
+        </w:rPr>
+        <w:t xml:space="preserve">comfort margin</w:t>
+      </w:r>
+      <w:r>
+        <w:rPr>
+          <w:i/>
+          <w:iCs/>
+        </w:rPr>
+        <w:t xml:space="preserve"> </w:t>
+      </w:r>
+      <w:r>
+        <w:rPr>
+          <w:i/>
+          <w:iCs/>
+        </w:rPr>
+        <w:t xml:space="preserve">— 0.5 m is uncomfortable while</w:t>
+      </w:r>
+      <w:r>
+        <w:rPr>
+          <w:i/>
+          <w:iCs/>
+        </w:rPr>
+        <w:t xml:space="preserve"> </w:t>
+      </w:r>
+      <w:r>
+        <w:rPr>
+          <w:i/>
+          <w:iCs/>
+        </w:rPr>
+        <w:t xml:space="preserve">being uncontroversially collision-free — and the preference function’s lateral</w:t>
+      </w:r>
+      <w:r>
+        <w:rPr>
+          <w:i/>
+          <w:iCs/>
+        </w:rPr>
+        <w:t xml:space="preserve"> </w:t>
+      </w:r>
+      <w:r>
+        <w:rPr>
+          <w:i/>
+          <w:iCs/>
+        </w:rPr>
+        <w:t xml:space="preserve">machinery is collision-oriented. A lateral-clearance comfort term is the indicated</w:t>
+      </w:r>
+      <w:r>
+        <w:rPr>
+          <w:i/>
+          <w:iCs/>
+        </w:rPr>
+        <w:t xml:space="preserve"> </w:t>
+      </w:r>
+      <w:r>
+        <w:rPr>
+          <w:i/>
+          <w:iCs/>
+        </w:rPr>
+        <w:t xml:space="preserve">model extension and is a review decision. Despite that, the pilot transfer works once</w:t>
+      </w:r>
+      <w:r>
+        <w:rPr>
+          <w:i/>
+          <w:iCs/>
+        </w:rPr>
+        <w:t xml:space="preserve"> </w:t>
+      </w:r>
+      <w:r>
+        <w:rPr>
+          <w:i/>
+          <w:iCs/>
+        </w:rPr>
+        <w:t xml:space="preserve">the paradigm baseline is matched: see the amendment to step 4.]</w:t>
+      </w:r>
     </w:p>
     <w:p>
       <w:pPr>
-        <w:pStyle w:val="Compact"/>
         <w:numPr>
           <w:ilvl w:val="0"/>
           <w:numId w:val="1004"/>
@@ -1145,7 +1346,6 @@
     </w:p>
     <w:p>
       <w:pPr>
-        <w:pStyle w:val="Compact"/>
         <w:numPr>
           <w:ilvl w:val="0"/>
           <w:numId w:val="1004"/>
@@ -1182,7 +1382,6 @@
     </w:p>
     <w:p>
       <w:pPr>
-        <w:pStyle w:val="Compact"/>
         <w:numPr>
           <w:ilvl w:val="0"/>
           <w:numId w:val="1004"/>
@@ -1213,7 +1412,6 @@
     </w:p>
     <w:p>
       <w:pPr>
-        <w:pStyle w:val="Compact"/>
         <w:numPr>
           <w:ilvl w:val="0"/>
           <w:numId w:val="1000"/>
@@ -1256,10 +1454,332 @@
       <w:r>
         <w:t xml:space="preserve">the primary analysis allows none — both reported.</w:t>
       </w:r>
+      <w:r>
+        <w:t xml:space="preserve"> </w:t>
+      </w:r>
+      <w:r>
+        <w:rPr>
+          <w:i/>
+          <w:iCs/>
+        </w:rPr>
+        <w:t xml:space="preserve">[Amended 2026-08-28 on evidence from the cyclist-overtake pilot.</w:t>
+      </w:r>
+      <w:r>
+        <w:rPr>
+          <w:i/>
+          <w:iCs/>
+        </w:rPr>
+        <w:t xml:space="preserve"> </w:t>
+      </w:r>
+      <w:r>
+        <w:rPr>
+          <w:b/>
+          <w:bCs/>
+          <w:i/>
+          <w:iCs/>
+        </w:rPr>
+        <w:t xml:space="preserve">The primary</w:t>
+      </w:r>
+      <w:r>
+        <w:rPr>
+          <w:b/>
+          <w:bCs/>
+          <w:i/>
+          <w:iCs/>
+        </w:rPr>
+        <w:t xml:space="preserve"> </w:t>
+      </w:r>
+      <w:r>
+        <w:rPr>
+          <w:b/>
+          <w:bCs/>
+          <w:i/>
+          <w:iCs/>
+        </w:rPr>
+        <w:t xml:space="preserve">analysis should free each scenario’s lapse floor</w:t>
+      </w:r>
+      <w:r>
+        <w:rPr>
+          <w:i/>
+          <w:iCs/>
+        </w:rPr>
+        <w:t xml:space="preserve"> </w:t>
+      </w:r>
+      <w:r>
+        <w:rPr>
+          <w:i/>
+          <w:iCs/>
+        </w:rPr>
+        <w:t xml:space="preserve">while keeping the boundary level</w:t>
+      </w:r>
+      <w:r>
+        <w:rPr>
+          <w:i/>
+          <w:iCs/>
+        </w:rPr>
+        <w:t xml:space="preserve"> </w:t>
+      </w:r>
+      <w:r>
+        <w:rPr>
+          <w:i/>
+          <w:iCs/>
+        </w:rPr>
+        <w:t xml:space="preserve">and spread frozen. The pre-onset intervention rate is 0.081 in the cut-in and 0.198</w:t>
+      </w:r>
+      <w:r>
+        <w:rPr>
+          <w:i/>
+          <w:iCs/>
+        </w:rPr>
+        <w:t xml:space="preserve"> </w:t>
+      </w:r>
+      <w:r>
+        <w:rPr>
+          <w:i/>
+          <w:iCs/>
+        </w:rPr>
+        <w:t xml:space="preserve">in the overtake, so a no-shift primary is mis-specified at the baseline before the</w:t>
+      </w:r>
+      <w:r>
+        <w:rPr>
+          <w:i/>
+          <w:iCs/>
+        </w:rPr>
+        <w:t xml:space="preserve"> </w:t>
+      </w:r>
+      <w:r>
+        <w:rPr>
+          <w:i/>
+          <w:iCs/>
+        </w:rPr>
+        <w:t xml:space="preserve">boundary is even consulted: frozen transfer scores RMSE 0.176 against chance 0.158,</w:t>
+      </w:r>
+      <w:r>
+        <w:rPr>
+          <w:i/>
+          <w:iCs/>
+        </w:rPr>
+        <w:t xml:space="preserve"> </w:t>
+      </w:r>
+      <w:r>
+        <w:rPr>
+          <w:i/>
+          <w:iCs/>
+        </w:rPr>
+        <w:t xml:space="preserve">whereas freeing only the lapse gives 0.129 — past chance and within 0.016 of the</w:t>
+      </w:r>
+      <w:r>
+        <w:rPr>
+          <w:i/>
+          <w:iCs/>
+        </w:rPr>
+        <w:t xml:space="preserve"> </w:t>
+      </w:r>
+      <w:r>
+        <w:rPr>
+          <w:i/>
+          <w:iCs/>
+        </w:rPr>
+        <w:t xml:space="preserve">full-refit ceiling (0.113). The lapse is identified by that scenario’s C1 cells</w:t>
+      </w:r>
+      <w:r>
+        <w:rPr>
+          <w:i/>
+          <w:iCs/>
+        </w:rPr>
+        <w:t xml:space="preserve"> </w:t>
+      </w:r>
+      <w:r>
+        <w:rPr>
+          <w:i/>
+          <w:iCs/>
+        </w:rPr>
+        <w:t xml:space="preserve">alone, which end where the field is zero by construction, so it cannot absorb</w:t>
+      </w:r>
+      <w:r>
+        <w:rPr>
+          <w:i/>
+          <w:iCs/>
+        </w:rPr>
+        <w:t xml:space="preserve"> </w:t>
+      </w:r>
+      <w:r>
+        <w:rPr>
+          <w:i/>
+          <w:iCs/>
+        </w:rPr>
+        <w:t xml:space="preserve">boundary information; a uniform</w:t>
+      </w:r>
+      <w:r>
+        <w:rPr>
+          <w:i/>
+          <w:iCs/>
+        </w:rPr>
+        <w:t xml:space="preserve"> </w:t>
+      </w:r>
+      <w:r>
+        <w:rPr>
+          <w:i/>
+          <w:i/>
+          <w:iCs/>
+          <w:iCs/>
+        </w:rPr>
+        <w:t xml:space="preserve">level</w:t>
+      </w:r>
+      <w:r>
+        <w:rPr>
+          <w:i/>
+          <w:iCs/>
+        </w:rPr>
+        <w:t xml:space="preserve"> </w:t>
+      </w:r>
+      <w:r>
+        <w:rPr>
+          <w:i/>
+          <w:iCs/>
+        </w:rPr>
+        <w:t xml:space="preserve">shift can and does, and stays secondary.</w:t>
+      </w:r>
+      <w:r>
+        <w:rPr>
+          <w:i/>
+          <w:iCs/>
+        </w:rPr>
+        <w:t xml:space="preserve"> </w:t>
+      </w:r>
+      <w:r>
+        <w:rPr>
+          <w:i/>
+          <w:iCs/>
+        </w:rPr>
+        <w:t xml:space="preserve">Evidence:</w:t>
+      </w:r>
+      <w:r>
+        <w:rPr>
+          <w:i/>
+          <w:iCs/>
+        </w:rPr>
+        <w:t xml:space="preserve"> </w:t>
+      </w:r>
+      <w:r>
+        <w:rPr>
+          <w:rStyle w:val="VerbatimChar"/>
+          <w:i/>
+          <w:iCs/>
+        </w:rPr>
+        <w:t xml:space="preserve">replication/czb/out/transfer_overtake_summary.md</w:t>
+      </w:r>
+      <w:r>
+        <w:rPr>
+          <w:i/>
+          <w:iCs/>
+        </w:rPr>
+        <w:t xml:space="preserve">.]</w:t>
+      </w:r>
+      <w:r>
+        <w:t xml:space="preserve"> </w:t>
+      </w:r>
+      <w:r>
+        <w:t xml:space="preserve">4b.</w:t>
+      </w:r>
+      <w:r>
+        <w:t xml:space="preserve"> </w:t>
+      </w:r>
+      <w:r>
+        <w:rPr>
+          <w:b/>
+          <w:bCs/>
+        </w:rPr>
+        <w:t xml:space="preserve">A field-independent bound on the whole stage, added 2026-08-28.</w:t>
+      </w:r>
+      <w:r>
+        <w:t xml:space="preserve"> </w:t>
+      </w:r>
+      <w:r>
+        <w:t xml:space="preserve">All 43</w:t>
+      </w:r>
+      <w:r>
+        <w:t xml:space="preserve"> </w:t>
+      </w:r>
+      <w:r>
+        <w:t xml:space="preserve">participants saw all four Random scenarios, so the one-scalar claim’s core</w:t>
+      </w:r>
+      <w:r>
+        <w:t xml:space="preserve"> </w:t>
+      </w:r>
+      <w:r>
+        <w:t xml:space="preserve">prediction — that a driver carries one level — can be tested with no field at all,</w:t>
+      </w:r>
+      <w:r>
+        <w:t xml:space="preserve"> </w:t>
+      </w:r>
+      <w:r>
+        <w:t xml:space="preserve">by asking whether per-driver position is stable across scenarios. It largely is:</w:t>
+      </w:r>
+      <w:r>
+        <w:t xml:space="preserve"> </w:t>
+      </w:r>
+      <w:r>
+        <w:t xml:space="preserve">criticality-adjusted per-driver propensity correlates +0.50 to +0.74 across the six</w:t>
+      </w:r>
+      <w:r>
+        <w:t xml:space="preserve"> </w:t>
+      </w:r>
+      <w:r>
+        <w:t xml:space="preserve">scenario pairs, which is 0.53–0.78 of the split-half reliability ceiling (mean</w:t>
+      </w:r>
+      <w:r>
+        <w:t xml:space="preserve"> </w:t>
+      </w:r>
+      <w:r>
+        <w:rPr>
+          <w:b/>
+          <w:bCs/>
+        </w:rPr>
+        <w:t xml:space="preserve">0.69</w:t>
+      </w:r>
+      <w:r>
+        <w:t xml:space="preserve">), with per-scenario reliabilities of 0.93–0.98.</w:t>
+      </w:r>
+      <w:r>
+        <w:t xml:space="preserve"> </w:t>
+      </w:r>
+      <w:r>
+        <w:rPr>
+          <w:rStyle w:val="VerbatimChar"/>
+        </w:rPr>
+        <w:t xml:space="preserve">replication/czb/cross_scenario_consistency.py</w:t>
+      </w:r>
+      <w:r>
+        <w:t xml:space="preserve">. Two consequences: this is the</w:t>
+      </w:r>
+      <w:r>
+        <w:t xml:space="preserve"> </w:t>
+      </w:r>
+      <w:r>
+        <w:t xml:space="preserve">strongest evidence for the framing that does not depend on any field construction;</w:t>
+      </w:r>
+      <w:r>
+        <w:t xml:space="preserve"> </w:t>
+      </w:r>
+      <w:r>
+        <w:t xml:space="preserve">and it caps step 4 — roughly a third of reliable per-driver variance is</w:t>
+      </w:r>
+      <w:r>
+        <w:t xml:space="preserve"> </w:t>
+      </w:r>
+      <w:r>
+        <w:t xml:space="preserve">scenario-specific, so B.4 should be scored against ~0.69 of the signal rather than</w:t>
+      </w:r>
+      <w:r>
+        <w:t xml:space="preserve"> </w:t>
+      </w:r>
+      <w:r>
+        <w:t xml:space="preserve">against perfection.</w:t>
+      </w:r>
     </w:p>
     <w:p>
       <w:pPr>
-        <w:pStyle w:val="Compact"/>
         <w:numPr>
           <w:ilvl w:val="0"/>
           <w:numId w:val="1004"/>

--- a/docs/czb_validation_roadmap.docx
+++ b/docs/czb_validation_roadmap.docx
@@ -2405,7 +2405,6 @@
     </w:p>
     <w:p>
       <w:pPr>
-        <w:pStyle w:val="Compact"/>
         <w:numPr>
           <w:ilvl w:val="0"/>
           <w:numId w:val="1006"/>
@@ -2485,7 +2484,6 @@
     </w:p>
     <w:p>
       <w:pPr>
-        <w:pStyle w:val="Compact"/>
         <w:numPr>
           <w:ilvl w:val="0"/>
           <w:numId w:val="1006"/>
@@ -2519,7 +2517,6 @@
     </w:p>
     <w:p>
       <w:pPr>
-        <w:pStyle w:val="Compact"/>
         <w:numPr>
           <w:ilvl w:val="0"/>
           <w:numId w:val="1006"/>
@@ -2559,7 +2556,6 @@
     </w:p>
     <w:p>
       <w:pPr>
-        <w:pStyle w:val="Compact"/>
         <w:numPr>
           <w:ilvl w:val="0"/>
           <w:numId w:val="1006"/>
@@ -2583,6 +2579,170 @@
       </w:r>
       <w:r>
         <w:t xml:space="preserve">as a held-out scenario set with no instruction at all.</w:t>
+      </w:r>
+    </w:p>
+    <w:p>
+      <w:pPr>
+        <w:numPr>
+          <w:ilvl w:val="0"/>
+          <w:numId w:val="1006"/>
+        </w:numPr>
+      </w:pPr>
+      <w:r>
+        <w:rPr>
+          <w:b/>
+          <w:bCs/>
+        </w:rPr>
+        <w:t xml:space="preserve">Correcting the anticipation bias (Jonas’s decision, 2026-08-28; query R.1.Q3).</w:t>
+      </w:r>
+      <w:r>
+        <w:t xml:space="preserve"> </w:t>
+      </w:r>
+      <w:r>
+        <w:t xml:space="preserve">Participants respond in a criticality-graded way</w:t>
+      </w:r>
+      <w:r>
+        <w:t xml:space="preserve"> </w:t>
+      </w:r>
+      <w:r>
+        <w:rPr>
+          <w:i/>
+          <w:iCs/>
+        </w:rPr>
+        <w:t xml:space="preserve">before</w:t>
+      </w:r>
+      <w:r>
+        <w:t xml:space="preserve"> </w:t>
+      </w:r>
+      <w:r>
+        <w:t xml:space="preserve">the manoeuvre begins —</w:t>
+      </w:r>
+      <w:r>
+        <w:t xml:space="preserve"> </w:t>
+      </w:r>
+      <w:r>
+        <w:t xml:space="preserve">observed at C1 in the cut-in (0.122 / 0.070 / 0.052 by criticality) and again in the</w:t>
+      </w:r>
+      <w:r>
+        <w:t xml:space="preserve"> </w:t>
+      </w:r>
+      <w:r>
+        <w:t xml:space="preserve">cyclist overtake (0.221 / 0.203 / 0.169), so it is a property of repeatedly showing</w:t>
+      </w:r>
+      <w:r>
+        <w:t xml:space="preserve"> </w:t>
+      </w:r>
+      <w:r>
+        <w:t xml:space="preserve">people the same clip set, not of one scenario. A lapse floor cannot express it,</w:t>
+      </w:r>
+      <w:r>
+        <w:t xml:space="preserve"> </w:t>
+      </w:r>
+      <w:r>
+        <w:t xml:space="preserve">because the floor is by construction flat across criticality. Designing it away would</w:t>
+      </w:r>
+      <w:r>
+        <w:t xml:space="preserve"> </w:t>
+      </w:r>
+      <w:r>
+        <w:t xml:space="preserve">need naive-exposure or catch-trial structure, which is hard and constrains the</w:t>
+      </w:r>
+      <w:r>
+        <w:t xml:space="preserve"> </w:t>
+      </w:r>
+      <w:r>
+        <w:t xml:space="preserve">stimulus design severely.</w:t>
+      </w:r>
+      <w:r>
+        <w:t xml:space="preserve"> </w:t>
+      </w:r>
+      <w:r>
+        <w:rPr>
+          <w:b/>
+          <w:bCs/>
+        </w:rPr>
+        <w:t xml:space="preserve">The adopted position is to live with it and correct for</w:t>
+      </w:r>
+      <w:r>
+        <w:rPr>
+          <w:b/>
+          <w:bCs/>
+        </w:rPr>
+        <w:t xml:space="preserve"> </w:t>
+      </w:r>
+      <w:r>
+        <w:rPr>
+          <w:b/>
+          <w:bCs/>
+        </w:rPr>
+        <w:t xml:space="preserve">it</w:t>
+      </w:r>
+      <w:r>
+        <w:t xml:space="preserve">: treat it as a measured bias of the fixed-clip paradigm and estimate the</w:t>
+      </w:r>
+      <w:r>
+        <w:t xml:space="preserve"> </w:t>
+      </w:r>
+      <w:r>
+        <w:t xml:space="preserve">correction from NDS data, where drivers are not primed by repeated exposure and no</w:t>
+      </w:r>
+      <w:r>
+        <w:t xml:space="preserve"> </w:t>
+      </w:r>
+      <w:r>
+        <w:t xml:space="preserve">instruction is given. Operationally this is the same estimator as use 1 above — fit</w:t>
+      </w:r>
+      <w:r>
+        <w:t xml:space="preserve"> </w:t>
+      </w:r>
+      <w:r>
+        <w:t xml:space="preserve">the boundary on naturalistic events and compare with the study-1 estimate — but with</w:t>
+      </w:r>
+      <w:r>
+        <w:t xml:space="preserve"> </w:t>
+      </w:r>
+      <w:r>
+        <w:t xml:space="preserve">the</w:t>
+      </w:r>
+      <w:r>
+        <w:t xml:space="preserve"> </w:t>
+      </w:r>
+      <w:r>
+        <w:rPr>
+          <w:i/>
+          <w:iCs/>
+        </w:rPr>
+        <w:t xml:space="preserve">criticality-graded</w:t>
+      </w:r>
+      <w:r>
+        <w:t xml:space="preserve"> </w:t>
+      </w:r>
+      <w:r>
+        <w:t xml:space="preserve">part of the discrepancy attributed to anticipation rather</w:t>
+      </w:r>
+      <w:r>
+        <w:t xml:space="preserve"> </w:t>
+      </w:r>
+      <w:r>
+        <w:t xml:space="preserve">than folded into the single paradigm offset δ. That means δ becomes a small function</w:t>
+      </w:r>
+      <w:r>
+        <w:t xml:space="preserve"> </w:t>
+      </w:r>
+      <w:r>
+        <w:t xml:space="preserve">of criticality rather than a constant, identified by the difference in slope between</w:t>
+      </w:r>
+      <w:r>
+        <w:t xml:space="preserve"> </w:t>
+      </w:r>
+      <w:r>
+        <w:t xml:space="preserve">the naturalistic and study-1 surfaces. Turning this into a concrete estimator is</w:t>
+      </w:r>
+      <w:r>
+        <w:t xml:space="preserve"> </w:t>
+      </w:r>
+      <w:r>
+        <w:t xml:space="preserve">part of review gate R.2.</w:t>
       </w:r>
     </w:p>
     <w:bookmarkEnd w:id="16"/>

--- a/docs/czb_validation_roadmap.docx
+++ b/docs/czb_validation_roadmap.docx
@@ -2745,6 +2745,357 @@
         <w:t xml:space="preserve">part of review gate R.2.</w:t>
       </w:r>
     </w:p>
+    <w:p>
+      <w:pPr>
+        <w:numPr>
+          <w:ilvl w:val="0"/>
+          <w:numId w:val="1000"/>
+        </w:numPr>
+      </w:pPr>
+      <w:r>
+        <w:rPr>
+          <w:i/>
+          <w:iCs/>
+        </w:rPr>
+        <w:t xml:space="preserve">[Specified 2026-08-29 at review gate R.2. The estimator: a joint fit over the two</w:t>
+      </w:r>
+      <w:r>
+        <w:rPr>
+          <w:i/>
+          <w:iCs/>
+        </w:rPr>
+        <w:t xml:space="preserve"> </w:t>
+      </w:r>
+      <w:r>
+        <w:rPr>
+          <w:i/>
+          <w:iCs/>
+        </w:rPr>
+        <w:t xml:space="preserve">datasets sharing the boundary population (mu, sigma_pop) and the response spread</w:t>
+      </w:r>
+      <w:r>
+        <w:rPr>
+          <w:i/>
+          <w:iCs/>
+        </w:rPr>
+        <w:t xml:space="preserve"> </w:t>
+      </w:r>
+      <w:r>
+        <w:rPr>
+          <w:i/>
+          <w:iCs/>
+        </w:rPr>
+        <w:t xml:space="preserve">sigma_resp, with the study-side link carrying the paradigm terms –</w:t>
+      </w:r>
+      <w:r>
+        <w:rPr>
+          <w:i/>
+          <w:iCs/>
+        </w:rPr>
+        <w:t xml:space="preserve"> </w:t>
+      </w:r>
+      <w:r>
+        <w:rPr>
+          <w:i/>
+          <w:iCs/>
+        </w:rPr>
+        <w:t xml:space="preserve">P_study = b_i + (1 - b_i) Phi((x - c_i - delta(x)) / sigma_resp) with</w:t>
+      </w:r>
+      <w:r>
+        <w:rPr>
+          <w:i/>
+          <w:iCs/>
+        </w:rPr>
+        <w:t xml:space="preserve"> </w:t>
+      </w:r>
+      <w:r>
+        <w:rPr>
+          <w:i/>
+          <w:iCs/>
+        </w:rPr>
+        <w:t xml:space="preserve">delta(x) = delta_0 + delta_1 (x - x_bar), and the NDS side fitted on response</w:t>
+      </w:r>
+      <w:r>
+        <w:rPr>
+          <w:i/>
+          <w:iCs/>
+        </w:rPr>
+        <w:t xml:space="preserve"> </w:t>
+      </w:r>
+      <w:r>
+        <w:rPr>
+          <w:i/>
+          <w:iCs/>
+        </w:rPr>
+        <w:t xml:space="preserve">onsets with no lapse and no delta: P_nds = Phi((x - c_i) / sigma_resp). delta_1 is</w:t>
+      </w:r>
+      <w:r>
+        <w:rPr>
+          <w:i/>
+          <w:iCs/>
+        </w:rPr>
+        <w:t xml:space="preserve"> </w:t>
+      </w:r>
+      <w:r>
+        <w:rPr>
+          <w:i/>
+          <w:iCs/>
+        </w:rPr>
+        <w:t xml:space="preserve">identified by the slope difference between the two response surfaces on the common</w:t>
+      </w:r>
+      <w:r>
+        <w:rPr>
+          <w:i/>
+          <w:iCs/>
+        </w:rPr>
+        <w:t xml:space="preserve"> </w:t>
+      </w:r>
+      <w:r>
+        <w:rPr>
+          <w:i/>
+          <w:iCs/>
+        </w:rPr>
+        <w:t xml:space="preserve">covariate scale, delta_0 by the level difference; the anticipation account predicts</w:t>
+      </w:r>
+      <w:r>
+        <w:rPr>
+          <w:i/>
+          <w:iCs/>
+        </w:rPr>
+        <w:t xml:space="preserve"> </w:t>
+      </w:r>
+      <w:r>
+        <w:rPr>
+          <w:i/>
+          <w:iCs/>
+        </w:rPr>
+        <w:t xml:space="preserve">delta_1 &lt; 0 (the study surface is shallower, because anticipatory pressing dilutes</w:t>
+      </w:r>
+      <w:r>
+        <w:rPr>
+          <w:i/>
+          <w:iCs/>
+        </w:rPr>
+        <w:t xml:space="preserve"> </w:t>
+      </w:r>
+      <w:r>
+        <w:rPr>
+          <w:i/>
+          <w:iCs/>
+        </w:rPr>
+        <w:t xml:space="preserve">the criticality gradient). Identification needs NDS events spanning roughly the</w:t>
+      </w:r>
+      <w:r>
+        <w:rPr>
+          <w:i/>
+          <w:iCs/>
+        </w:rPr>
+        <w:t xml:space="preserve"> </w:t>
+      </w:r>
+      <w:r>
+        <w:rPr>
+          <w:i/>
+          <w:iCs/>
+        </w:rPr>
+        <w:t xml:space="preserve">study cells’ covariate range (deficits ~3 000-7 000 under the current spec) and</w:t>
+      </w:r>
+      <w:r>
+        <w:rPr>
+          <w:i/>
+          <w:iCs/>
+        </w:rPr>
+        <w:t xml:space="preserve"> </w:t>
+      </w:r>
+      <w:r>
+        <w:rPr>
+          <w:i/>
+          <w:iCs/>
+        </w:rPr>
+        <w:t xml:space="preserve">enough events per driver for partial pooling – otherwise fit delta at population</w:t>
+      </w:r>
+      <w:r>
+        <w:rPr>
+          <w:i/>
+          <w:iCs/>
+        </w:rPr>
+        <w:t xml:space="preserve"> </w:t>
+      </w:r>
+      <w:r>
+        <w:rPr>
+          <w:i/>
+          <w:iCs/>
+        </w:rPr>
+        <w:t xml:space="preserve">level only. The assumption to state wherever this is used: c_i is</w:t>
+      </w:r>
+      <w:r>
+        <w:rPr>
+          <w:i/>
+          <w:iCs/>
+        </w:rPr>
+        <w:t xml:space="preserve"> </w:t>
+      </w:r>
+      <w:r>
+        <w:rPr>
+          <w:i/>
+          <w:iCs/>
+        </w:rPr>
+        <w:t xml:space="preserve">paradigm-invariant, so everything paradigm-specific loads on (b, delta); its check</w:t>
+      </w:r>
+      <w:r>
+        <w:rPr>
+          <w:i/>
+          <w:iCs/>
+        </w:rPr>
+        <w:t xml:space="preserve"> </w:t>
+      </w:r>
+      <w:r>
+        <w:rPr>
+          <w:i/>
+          <w:iCs/>
+        </w:rPr>
+        <w:t xml:space="preserve">is whether the NDS-fitted sigma_pop reproduces the study-fitted one. One caution</w:t>
+      </w:r>
+      <w:r>
+        <w:rPr>
+          <w:i/>
+          <w:iCs/>
+        </w:rPr>
+        <w:t xml:space="preserve"> </w:t>
+      </w:r>
+      <w:r>
+        <w:rPr>
+          <w:i/>
+          <w:iCs/>
+        </w:rPr>
+        <w:t xml:space="preserve">from the 2026-08-29 C1 diagnosis (B2.Q5): part of the</w:t>
+      </w:r>
+      <w:r>
+        <w:rPr>
+          <w:i/>
+          <w:iCs/>
+        </w:rPr>
+        <w:t xml:space="preserve"> </w:t>
+      </w:r>
+      <w:r>
+        <w:rPr>
+          <w:i/>
+          <w:iCs/>
+        </w:rPr>
+        <w:t xml:space="preserve">“anticipation”</w:t>
+      </w:r>
+      <w:r>
+        <w:rPr>
+          <w:i/>
+          <w:iCs/>
+        </w:rPr>
+        <w:t xml:space="preserve"> </w:t>
+      </w:r>
+      <w:r>
+        <w:rPr>
+          <w:i/>
+          <w:iCs/>
+        </w:rPr>
+        <w:t xml:space="preserve">gradient at C1</w:t>
+      </w:r>
+      <w:r>
+        <w:rPr>
+          <w:i/>
+          <w:iCs/>
+        </w:rPr>
+        <w:t xml:space="preserve"> </w:t>
+      </w:r>
+      <w:r>
+        <w:rPr>
+          <w:i/>
+          <w:iCs/>
+        </w:rPr>
+        <w:t xml:space="preserve">is an ordinary response to adjacent-lane proximity that the field cannot express,</w:t>
+      </w:r>
+      <w:r>
+        <w:rPr>
+          <w:i/>
+          <w:iCs/>
+        </w:rPr>
+        <w:t xml:space="preserve"> </w:t>
+      </w:r>
+      <w:r>
+        <w:rPr>
+          <w:i/>
+          <w:iCs/>
+        </w:rPr>
+        <w:t xml:space="preserve">so delta_1 as estimated absorbs BOTH anticipation and any such field</w:t>
+      </w:r>
+      <w:r>
+        <w:rPr>
+          <w:i/>
+          <w:iCs/>
+        </w:rPr>
+        <w:t xml:space="preserve"> </w:t>
+      </w:r>
+      <w:r>
+        <w:rPr>
+          <w:i/>
+          <w:iCs/>
+        </w:rPr>
+        <w:t xml:space="preserve">misspecification; the NDS comparison cannot separate those two, and the wording of</w:t>
+      </w:r>
+      <w:r>
+        <w:rPr>
+          <w:i/>
+          <w:iCs/>
+        </w:rPr>
+        <w:t xml:space="preserve"> </w:t>
+      </w:r>
+      <w:r>
+        <w:rPr>
+          <w:i/>
+          <w:iCs/>
+        </w:rPr>
+        <w:t xml:space="preserve">any correction should say</w:t>
+      </w:r>
+      <w:r>
+        <w:rPr>
+          <w:i/>
+          <w:iCs/>
+        </w:rPr>
+        <w:t xml:space="preserve"> </w:t>
+      </w:r>
+      <w:r>
+        <w:rPr>
+          <w:i/>
+          <w:iCs/>
+        </w:rPr>
+        <w:t xml:space="preserve">“paradigm-plus-field offset”</w:t>
+      </w:r>
+      <w:r>
+        <w:rPr>
+          <w:i/>
+          <w:iCs/>
+        </w:rPr>
+        <w:t xml:space="preserve">, not</w:t>
+      </w:r>
+      <w:r>
+        <w:rPr>
+          <w:i/>
+          <w:iCs/>
+        </w:rPr>
+        <w:t xml:space="preserve"> </w:t>
+      </w:r>
+      <w:r>
+        <w:rPr>
+          <w:i/>
+          <w:iCs/>
+        </w:rPr>
+        <w:t xml:space="preserve">“anticipation”</w:t>
+      </w:r>
+      <w:r>
+        <w:rPr>
+          <w:i/>
+          <w:iCs/>
+        </w:rPr>
+        <w:t xml:space="preserve">.]</w:t>
+      </w:r>
+    </w:p>
     <w:bookmarkEnd w:id="16"/>
     <w:bookmarkStart w:id="17" w:name="X3a8a7ada4560a171f4efe3b1e372824b2763121"/>
     <w:p>
@@ -3229,6 +3580,208 @@
           <w:iCs/>
         </w:rPr>
         <w:t xml:space="preserve">recorded limitation.]</w:t>
+      </w:r>
+    </w:p>
+    <w:p>
+      <w:pPr>
+        <w:pStyle w:val="BodyText"/>
+      </w:pPr>
+      <w:r>
+        <w:rPr>
+          <w:i/>
+          <w:iCs/>
+        </w:rPr>
+        <w:t xml:space="preserve">[Amended 2026-08-29 (blocker B2.Q1 closed; evidence in</w:t>
+      </w:r>
+      <w:r>
+        <w:rPr>
+          <w:i/>
+          <w:iCs/>
+        </w:rPr>
+        <w:t xml:space="preserve"> </w:t>
+      </w:r>
+      <w:r>
+        <w:rPr>
+          <w:rStyle w:val="VerbatimChar"/>
+          <w:i/>
+          <w:iCs/>
+        </w:rPr>
+        <w:t xml:space="preserve">replication/czb/out/c1_covariate_defect.md</w:t>
+      </w:r>
+      <w:r>
+        <w:rPr>
+          <w:i/>
+          <w:iCs/>
+        </w:rPr>
+        <w:t xml:space="preserve">). The parenthetical above —</w:t>
+      </w:r>
+      <w:r>
+        <w:rPr>
+          <w:i/>
+          <w:iCs/>
+        </w:rPr>
+        <w:t xml:space="preserve"> </w:t>
+      </w:r>
+      <w:r>
+        <w:rPr>
+          <w:i/>
+          <w:iCs/>
+        </w:rPr>
+        <w:t xml:space="preserve">“the</w:t>
+      </w:r>
+      <w:r>
+        <w:rPr>
+          <w:i/>
+          <w:iCs/>
+        </w:rPr>
+        <w:t xml:space="preserve"> </w:t>
+      </w:r>
+      <w:r>
+        <w:rPr>
+          <w:i/>
+          <w:iCs/>
+        </w:rPr>
+        <w:t xml:space="preserve">covariate-driven prediction rises”</w:t>
+      </w:r>
+      <w:r>
+        <w:rPr>
+          <w:i/>
+          <w:iCs/>
+        </w:rPr>
+        <w:t xml:space="preserve"> </w:t>
+      </w:r>
+      <w:r>
+        <w:rPr>
+          <w:i/>
+          <w:iCs/>
+        </w:rPr>
+        <w:t xml:space="preserve">at C1 — described a covariate defect, not the</w:t>
+      </w:r>
+      <w:r>
+        <w:rPr>
+          <w:i/>
+          <w:iCs/>
+        </w:rPr>
+        <w:t xml:space="preserve"> </w:t>
+      </w:r>
+      <w:r>
+        <w:rPr>
+          <w:i/>
+          <w:iCs/>
+        </w:rPr>
+        <w:t xml:space="preserve">field: the C1 covariate included the manoeuvre-onset frame, where the lane-entry</w:t>
+      </w:r>
+      <w:r>
+        <w:rPr>
+          <w:i/>
+          <w:iCs/>
+        </w:rPr>
+        <w:t xml:space="preserve"> </w:t>
+      </w:r>
+      <w:r>
+        <w:rPr>
+          <w:i/>
+          <w:iCs/>
+        </w:rPr>
+        <w:t xml:space="preserve">projection inverted the criticality ordering (deficit 1 / 1509 / 2907 for gaps</w:t>
+      </w:r>
+      <w:r>
+        <w:rPr>
+          <w:i/>
+          <w:iCs/>
+        </w:rPr>
+        <w:t xml:space="preserve"> </w:t>
+      </w:r>
+      <w:r>
+        <w:rPr>
+          <w:i/>
+          <w:iCs/>
+        </w:rPr>
+        <w:t xml:space="preserve">10.5 / 16.0 / 21.5 m). Under the corrected shown-window covariate all three C1 cells</w:t>
+      </w:r>
+      <w:r>
+        <w:rPr>
+          <w:i/>
+          <w:iCs/>
+        </w:rPr>
+        <w:t xml:space="preserve"> </w:t>
+      </w:r>
+      <w:r>
+        <w:rPr>
+          <w:i/>
+          <w:iCs/>
+        </w:rPr>
+        <w:t xml:space="preserve">sit at noise level (~1 deficit unit) and the C1 prediction is flat, as the lapse</w:t>
+      </w:r>
+      <w:r>
+        <w:rPr>
+          <w:i/>
+          <w:iCs/>
+        </w:rPr>
+        <w:t xml:space="preserve"> </w:t>
+      </w:r>
+      <w:r>
+        <w:rPr>
+          <w:i/>
+          <w:iCs/>
+        </w:rPr>
+        <w:t xml:space="preserve">model assumes. What remains true and recorded as B2.Q5: the OBSERVED C1 gradient</w:t>
+      </w:r>
+      <w:r>
+        <w:rPr>
+          <w:i/>
+          <w:iCs/>
+        </w:rPr>
+        <w:t xml:space="preserve"> </w:t>
+      </w:r>
+      <w:r>
+        <w:rPr>
+          <w:i/>
+          <w:iCs/>
+        </w:rPr>
+        <w:t xml:space="preserve">(0.122 / 0.070 / 0.052) is real, is ordered by the adjacent-lane longitudinal gap,</w:t>
+      </w:r>
+      <w:r>
+        <w:rPr>
+          <w:i/>
+          <w:iCs/>
+        </w:rPr>
+        <w:t xml:space="preserve"> </w:t>
+      </w:r>
+      <w:r>
+        <w:rPr>
+          <w:i/>
+          <w:iCs/>
+        </w:rPr>
+        <w:t xml:space="preserve">and is inexpressible by the lane-gated field — a structural limitation, no longer a</w:t>
+      </w:r>
+      <w:r>
+        <w:rPr>
+          <w:i/>
+          <w:iCs/>
+        </w:rPr>
+        <w:t xml:space="preserve"> </w:t>
+      </w:r>
+      <w:r>
+        <w:rPr>
+          <w:i/>
+          <w:iCs/>
+        </w:rPr>
+        <w:t xml:space="preserve">mis-fitted covariate. Every lapse-related number fitted before 2026-08-29 carries</w:t>
+      </w:r>
+      <w:r>
+        <w:rPr>
+          <w:i/>
+          <w:iCs/>
+        </w:rPr>
+        <w:t xml:space="preserve"> </w:t>
+      </w:r>
+      <w:r>
+        <w:rPr>
+          <w:i/>
+          <w:iCs/>
+        </w:rPr>
+        <w:t xml:space="preserve">this regeneration debt in addition to the k = 12 debt; card A.2.v2 settles both.]</w:t>
       </w:r>
     </w:p>
     <w:p>
